--- a/JEB/Reviews_2/SpaL_tracked.docx
+++ b/JEB/Reviews_2/SpaL_tracked.docx
@@ -1865,7 +1865,23 @@
           <w:rPr>
             <w:rFonts w:cs="Times New Roman"/>
           </w:rPr>
-          <w:t>Although the absolute temperature ranges of the two regimes overlapped (e.g., 25–26 °C), the thermal cycles were synchronized such that the same temperatures were never experienced at the same time between treatments.</w:t>
+          <w:t xml:space="preserve">Although the absolute temperature ranges of the two regimes overlapped </w:t>
+        </w:r>
+      </w:ins>
+      <w:ins w:id="6" w:author="Pablo Recio Santiago" w:date="2025-07-01T16:33:00Z" w16du:dateUtc="2025-07-01T06:33:00Z">
+        <w:r>
+          <w:rPr>
+            <w:rFonts w:cs="Times New Roman"/>
+          </w:rPr>
+          <w:t xml:space="preserve">slightly </w:t>
+        </w:r>
+      </w:ins>
+      <w:ins w:id="7" w:author="Pablo Recio Santiago" w:date="2025-06-28T10:43:00Z" w16du:dateUtc="2025-06-28T00:43:00Z">
+        <w:r>
+          <w:rPr>
+            <w:rFonts w:cs="Times New Roman"/>
+          </w:rPr>
+          <w:t>(e.g., 25–26 °C), the thermal cycles were synchronized such that the same temperatures were never experienced at the same time between treatments.</w:t>
         </w:r>
         <w:r>
           <w:rPr>
@@ -1911,7 +1927,7 @@
           <w:color w:val="000000" w:themeColor="text1"/>
         </w:rPr>
       </w:pPr>
-      <w:bookmarkStart w:id="6" w:name="spatial-learning"/>
+      <w:bookmarkStart w:id="8" w:name="spatial-learning"/>
       <w:bookmarkEnd w:id="4"/>
       <w:r>
         <w:rPr>
@@ -2088,8 +2104,8 @@
           <w:color w:val="000000" w:themeColor="text1"/>
         </w:rPr>
       </w:pPr>
-      <w:bookmarkStart w:id="7" w:name="brain-mitochondrial-function"/>
-      <w:bookmarkEnd w:id="6"/>
+      <w:bookmarkStart w:id="9" w:name="brain-mitochondrial-function"/>
+      <w:bookmarkEnd w:id="8"/>
       <w:r>
         <w:rPr>
           <w:rFonts w:ascii="Times New Roman" w:hAnsi="Times New Roman" w:cs="Times New Roman"/>
@@ -2422,8 +2438,8 @@
           <w:color w:val="000000" w:themeColor="text1"/>
         </w:rPr>
       </w:pPr>
-      <w:bookmarkStart w:id="8" w:name="statistical-analyses"/>
-      <w:bookmarkEnd w:id="7"/>
+      <w:bookmarkStart w:id="10" w:name="statistical-analyses"/>
+      <w:bookmarkEnd w:id="9"/>
       <w:r>
         <w:rPr>
           <w:rFonts w:ascii="Times New Roman" w:hAnsi="Times New Roman" w:cs="Times New Roman"/>
@@ -2848,9 +2864,9 @@
           <w:rFonts w:cs="Times New Roman"/>
         </w:rPr>
       </w:pPr>
-      <w:bookmarkStart w:id="9" w:name="results"/>
+      <w:bookmarkStart w:id="11" w:name="results"/>
       <w:bookmarkEnd w:id="2"/>
-      <w:bookmarkEnd w:id="8"/>
+      <w:bookmarkEnd w:id="10"/>
       <w:r>
         <w:rPr>
           <w:rFonts w:cs="Times New Roman"/>
@@ -2891,10 +2907,10 @@
             <w:pPr>
               <w:jc w:val="center"/>
             </w:pPr>
-            <w:bookmarkStart w:id="10" w:name="fig-learning"/>
+            <w:bookmarkStart w:id="12" w:name="fig-learning"/>
           </w:p>
         </w:tc>
-        <w:bookmarkEnd w:id="10"/>
+        <w:bookmarkEnd w:id="12"/>
       </w:tr>
     </w:tbl>
     <w:p>
@@ -3073,10 +3089,10 @@
             <w:pPr>
               <w:spacing w:line="480" w:lineRule="auto"/>
             </w:pPr>
-            <w:bookmarkStart w:id="11" w:name="fig-results_mit"/>
+            <w:bookmarkStart w:id="13" w:name="fig-results_mit"/>
           </w:p>
         </w:tc>
-        <w:bookmarkEnd w:id="11"/>
+        <w:bookmarkEnd w:id="13"/>
       </w:tr>
     </w:tbl>
     <w:p>
@@ -3224,10 +3240,10 @@
             <w:pPr>
               <w:spacing w:line="480" w:lineRule="auto"/>
             </w:pPr>
-            <w:bookmarkStart w:id="12" w:name="fig-sem"/>
+            <w:bookmarkStart w:id="14" w:name="fig-sem"/>
           </w:p>
         </w:tc>
-        <w:bookmarkEnd w:id="12"/>
+        <w:bookmarkEnd w:id="14"/>
       </w:tr>
     </w:tbl>
     <w:p>
@@ -3238,8 +3254,8 @@
           <w:rFonts w:cs="Times New Roman"/>
         </w:rPr>
       </w:pPr>
-      <w:bookmarkStart w:id="13" w:name="discussion"/>
-      <w:bookmarkEnd w:id="9"/>
+      <w:bookmarkStart w:id="15" w:name="discussion"/>
+      <w:bookmarkEnd w:id="11"/>
       <w:r>
         <w:rPr>
           <w:rFonts w:cs="Times New Roman"/>
@@ -3286,7 +3302,7 @@
           <w:color w:val="000000" w:themeColor="text1"/>
         </w:rPr>
       </w:pPr>
-      <w:bookmarkStart w:id="14" w:name="X352bcdbc686340e594dba397e3fd237e3711b43"/>
+      <w:bookmarkStart w:id="16" w:name="X352bcdbc686340e594dba397e3fd237e3711b43"/>
       <w:r>
         <w:rPr>
           <w:rFonts w:ascii="Times New Roman" w:hAnsi="Times New Roman" w:cs="Times New Roman"/>
@@ -3591,8 +3607,8 @@
           <w:color w:val="000000" w:themeColor="text1"/>
         </w:rPr>
       </w:pPr>
-      <w:bookmarkStart w:id="15" w:name="Xa6da7d585aa01fd9de4764455e6d5f7d074381d"/>
-      <w:bookmarkEnd w:id="14"/>
+      <w:bookmarkStart w:id="17" w:name="Xa6da7d585aa01fd9de4764455e6d5f7d074381d"/>
+      <w:bookmarkEnd w:id="16"/>
       <w:r>
         <w:rPr>
           <w:rFonts w:ascii="Times New Roman" w:hAnsi="Times New Roman" w:cs="Times New Roman"/>
@@ -3800,8 +3816,8 @@
           <w:color w:val="000000" w:themeColor="text1"/>
         </w:rPr>
       </w:pPr>
-      <w:bookmarkStart w:id="16" w:name="X25ff13732dcb25038f18a24e97c74bbc4d5b652"/>
-      <w:bookmarkEnd w:id="15"/>
+      <w:bookmarkStart w:id="18" w:name="X25ff13732dcb25038f18a24e97c74bbc4d5b652"/>
+      <w:bookmarkEnd w:id="17"/>
       <w:r>
         <w:rPr>
           <w:rFonts w:ascii="Times New Roman" w:hAnsi="Times New Roman" w:cs="Times New Roman"/>
@@ -4169,8 +4185,8 @@
           <w:rFonts w:ascii="Times New Roman" w:hAnsi="Times New Roman" w:cs="Times New Roman"/>
         </w:rPr>
       </w:pPr>
-      <w:bookmarkStart w:id="17" w:name="conclusions"/>
-      <w:bookmarkEnd w:id="16"/>
+      <w:bookmarkStart w:id="19" w:name="conclusions"/>
+      <w:bookmarkEnd w:id="18"/>
       <w:r>
         <w:rPr>
           <w:rFonts w:ascii="Times New Roman" w:hAnsi="Times New Roman" w:cs="Times New Roman"/>
@@ -4216,8 +4232,8 @@
           <w:rFonts w:ascii="Times New Roman" w:hAnsi="Times New Roman" w:cs="Times New Roman"/>
         </w:rPr>
       </w:pPr>
-      <w:bookmarkStart w:id="18" w:name="ethics"/>
-      <w:bookmarkEnd w:id="17"/>
+      <w:bookmarkStart w:id="20" w:name="ethics"/>
+      <w:bookmarkEnd w:id="19"/>
       <w:r>
         <w:rPr>
           <w:rFonts w:ascii="Times New Roman" w:hAnsi="Times New Roman" w:cs="Times New Roman"/>
@@ -4264,8 +4280,8 @@
           <w:color w:val="000000" w:themeColor="text1"/>
         </w:rPr>
       </w:pPr>
-      <w:bookmarkStart w:id="19" w:name="data-accessibility"/>
-      <w:bookmarkEnd w:id="18"/>
+      <w:bookmarkStart w:id="21" w:name="data-accessibility"/>
+      <w:bookmarkEnd w:id="20"/>
       <w:r>
         <w:rPr>
           <w:rFonts w:ascii="Times New Roman" w:hAnsi="Times New Roman" w:cs="Times New Roman"/>
@@ -4314,8 +4330,8 @@
           <w:color w:val="000000" w:themeColor="text1"/>
         </w:rPr>
       </w:pPr>
-      <w:bookmarkStart w:id="20" w:name="declaration-of-ai-use"/>
-      <w:bookmarkEnd w:id="19"/>
+      <w:bookmarkStart w:id="22" w:name="declaration-of-ai-use"/>
+      <w:bookmarkEnd w:id="21"/>
       <w:r>
         <w:rPr>
           <w:rFonts w:ascii="Times New Roman" w:hAnsi="Times New Roman" w:cs="Times New Roman"/>
@@ -4348,8 +4364,8 @@
           <w:color w:val="000000" w:themeColor="text1"/>
         </w:rPr>
       </w:pPr>
-      <w:bookmarkStart w:id="21" w:name="authors-contributions"/>
-      <w:bookmarkEnd w:id="20"/>
+      <w:bookmarkStart w:id="23" w:name="authors-contributions"/>
+      <w:bookmarkEnd w:id="22"/>
       <w:r>
         <w:rPr>
           <w:rFonts w:ascii="Times New Roman" w:hAnsi="Times New Roman" w:cs="Times New Roman"/>
@@ -4389,8 +4405,8 @@
           <w:color w:val="000000" w:themeColor="text1"/>
         </w:rPr>
       </w:pPr>
-      <w:bookmarkStart w:id="22" w:name="conflict-of-interest-declaration"/>
-      <w:bookmarkEnd w:id="21"/>
+      <w:bookmarkStart w:id="24" w:name="conflict-of-interest-declaration"/>
+      <w:bookmarkEnd w:id="23"/>
       <w:r>
         <w:rPr>
           <w:rFonts w:ascii="Times New Roman" w:hAnsi="Times New Roman" w:cs="Times New Roman"/>
@@ -4422,8 +4438,8 @@
           <w:rFonts w:ascii="Times New Roman" w:hAnsi="Times New Roman" w:cs="Times New Roman"/>
         </w:rPr>
       </w:pPr>
-      <w:bookmarkStart w:id="23" w:name="funding"/>
-      <w:bookmarkEnd w:id="22"/>
+      <w:bookmarkStart w:id="25" w:name="funding"/>
+      <w:bookmarkEnd w:id="24"/>
       <w:r>
         <w:rPr>
           <w:rFonts w:ascii="Times New Roman" w:hAnsi="Times New Roman" w:cs="Times New Roman"/>
@@ -4457,8 +4473,8 @@
           <w:color w:val="000000" w:themeColor="text1"/>
         </w:rPr>
       </w:pPr>
-      <w:bookmarkStart w:id="24" w:name="acknowledgements"/>
-      <w:bookmarkEnd w:id="23"/>
+      <w:bookmarkStart w:id="26" w:name="acknowledgements"/>
+      <w:bookmarkEnd w:id="25"/>
       <w:r>
         <w:rPr>
           <w:rFonts w:ascii="Times New Roman" w:hAnsi="Times New Roman" w:cs="Times New Roman"/>
@@ -4532,9 +4548,9 @@
           <w:rFonts w:cs="Times New Roman"/>
         </w:rPr>
       </w:pPr>
-      <w:bookmarkStart w:id="25" w:name="references"/>
-      <w:bookmarkEnd w:id="13"/>
-      <w:bookmarkEnd w:id="24"/>
+      <w:bookmarkStart w:id="27" w:name="references"/>
+      <w:bookmarkEnd w:id="15"/>
+      <w:bookmarkEnd w:id="26"/>
       <w:r>
         <w:rPr>
           <w:rFonts w:cs="Times New Roman"/>
@@ -4549,8 +4565,8 @@
           <w:rFonts w:ascii="Times New Roman" w:hAnsi="Times New Roman" w:cs="Times New Roman"/>
         </w:rPr>
       </w:pPr>
-      <w:bookmarkStart w:id="26" w:name="ref-alexandrov_neuronal_2022"/>
-      <w:bookmarkStart w:id="27" w:name="refs"/>
+      <w:bookmarkStart w:id="28" w:name="ref-alexandrov_neuronal_2022"/>
+      <w:bookmarkStart w:id="29" w:name="refs"/>
       <w:r>
         <w:rPr>
           <w:rFonts w:ascii="Times New Roman" w:hAnsi="Times New Roman" w:cs="Times New Roman"/>
@@ -4634,8 +4650,8 @@
           <w:rFonts w:ascii="Times New Roman" w:hAnsi="Times New Roman" w:cs="Times New Roman"/>
         </w:rPr>
       </w:pPr>
-      <w:bookmarkStart w:id="28" w:name="ref-amani2021perinatal"/>
-      <w:bookmarkEnd w:id="26"/>
+      <w:bookmarkStart w:id="30" w:name="ref-amani2021perinatal"/>
+      <w:bookmarkEnd w:id="28"/>
       <w:r>
         <w:rPr>
           <w:rFonts w:ascii="Times New Roman" w:hAnsi="Times New Roman" w:cs="Times New Roman"/>
@@ -4718,8 +4734,8 @@
           <w:rFonts w:ascii="Times New Roman" w:hAnsi="Times New Roman" w:cs="Times New Roman"/>
         </w:rPr>
       </w:pPr>
-      <w:bookmarkStart w:id="29" w:name="ref-amiel_hotter_2012"/>
-      <w:bookmarkEnd w:id="28"/>
+      <w:bookmarkStart w:id="31" w:name="ref-amiel_hotter_2012"/>
+      <w:bookmarkEnd w:id="30"/>
       <w:r>
         <w:rPr>
           <w:rFonts w:ascii="Times New Roman" w:hAnsi="Times New Roman" w:cs="Times New Roman"/>
@@ -4785,8 +4801,8 @@
           <w:rFonts w:ascii="Times New Roman" w:hAnsi="Times New Roman" w:cs="Times New Roman"/>
         </w:rPr>
       </w:pPr>
-      <w:bookmarkStart w:id="30" w:name="ref-amiel_egg_2014"/>
-      <w:bookmarkEnd w:id="29"/>
+      <w:bookmarkStart w:id="32" w:name="ref-amiel_egg_2014"/>
+      <w:bookmarkEnd w:id="31"/>
       <w:r>
         <w:rPr>
           <w:rFonts w:ascii="Times New Roman" w:hAnsi="Times New Roman" w:cs="Times New Roman"/>
@@ -4852,8 +4868,8 @@
           <w:rFonts w:ascii="Times New Roman" w:hAnsi="Times New Roman" w:cs="Times New Roman"/>
         </w:rPr>
       </w:pPr>
-      <w:bookmarkStart w:id="31" w:name="ref-amiel_effects_2017"/>
-      <w:bookmarkEnd w:id="30"/>
+      <w:bookmarkStart w:id="33" w:name="ref-amiel_effects_2017"/>
+      <w:bookmarkEnd w:id="32"/>
       <w:r>
         <w:rPr>
           <w:rFonts w:ascii="Times New Roman" w:hAnsi="Times New Roman" w:cs="Times New Roman"/>
@@ -4920,8 +4936,8 @@
           <w:rFonts w:ascii="Times New Roman" w:hAnsi="Times New Roman" w:cs="Times New Roman"/>
         </w:rPr>
       </w:pPr>
-      <w:bookmarkStart w:id="32" w:name="ref-buchanan_condition_2013"/>
-      <w:bookmarkEnd w:id="31"/>
+      <w:bookmarkStart w:id="34" w:name="ref-buchanan_condition_2013"/>
+      <w:bookmarkEnd w:id="33"/>
       <w:r>
         <w:rPr>
           <w:rFonts w:ascii="Times New Roman" w:hAnsi="Times New Roman" w:cs="Times New Roman"/>
@@ -5005,8 +5021,8 @@
           <w:rFonts w:ascii="Times New Roman" w:hAnsi="Times New Roman" w:cs="Times New Roman"/>
         </w:rPr>
       </w:pPr>
-      <w:bookmarkStart w:id="33" w:name="ref-burkner2017brms"/>
-      <w:bookmarkEnd w:id="32"/>
+      <w:bookmarkStart w:id="35" w:name="ref-burkner2017brms"/>
+      <w:bookmarkEnd w:id="34"/>
       <w:proofErr w:type="spellStart"/>
       <w:r>
         <w:rPr>
@@ -5081,8 +5097,8 @@
           <w:rFonts w:ascii="Times New Roman" w:hAnsi="Times New Roman" w:cs="Times New Roman"/>
         </w:rPr>
       </w:pPr>
-      <w:bookmarkStart w:id="34" w:name="ref-cao2014ampk"/>
-      <w:bookmarkEnd w:id="33"/>
+      <w:bookmarkStart w:id="36" w:name="ref-cao2014ampk"/>
+      <w:bookmarkEnd w:id="35"/>
       <w:r>
         <w:rPr>
           <w:rFonts w:ascii="Times New Roman" w:hAnsi="Times New Roman" w:cs="Times New Roman"/>
@@ -5133,8 +5149,8 @@
           <w:rFonts w:ascii="Times New Roman" w:hAnsi="Times New Roman" w:cs="Times New Roman"/>
         </w:rPr>
       </w:pPr>
-      <w:bookmarkStart w:id="35" w:name="ref-carazo_sex_2014"/>
-      <w:bookmarkEnd w:id="34"/>
+      <w:bookmarkStart w:id="37" w:name="ref-carazo_sex_2014"/>
+      <w:bookmarkEnd w:id="36"/>
       <w:r>
         <w:rPr>
           <w:rFonts w:ascii="Times New Roman" w:hAnsi="Times New Roman" w:cs="Times New Roman"/>
@@ -5218,8 +5234,8 @@
           <w:rFonts w:ascii="Times New Roman" w:hAnsi="Times New Roman" w:cs="Times New Roman"/>
         </w:rPr>
       </w:pPr>
-      <w:bookmarkStart w:id="36" w:name="ref-casagrande2023mitochondrial"/>
-      <w:bookmarkEnd w:id="35"/>
+      <w:bookmarkStart w:id="38" w:name="ref-casagrande2023mitochondrial"/>
+      <w:bookmarkEnd w:id="37"/>
       <w:r>
         <w:rPr>
           <w:rFonts w:ascii="Times New Roman" w:hAnsi="Times New Roman" w:cs="Times New Roman"/>
@@ -5310,8 +5326,8 @@
           <w:rFonts w:ascii="Times New Roman" w:hAnsi="Times New Roman" w:cs="Times New Roman"/>
         </w:rPr>
       </w:pPr>
-      <w:bookmarkStart w:id="37" w:name="ref-cheetham2011embryonic"/>
-      <w:bookmarkEnd w:id="36"/>
+      <w:bookmarkStart w:id="39" w:name="ref-cheetham2011embryonic"/>
+      <w:bookmarkEnd w:id="38"/>
       <w:r>
         <w:rPr>
           <w:rFonts w:ascii="Times New Roman" w:hAnsi="Times New Roman" w:cs="Times New Roman"/>
@@ -5377,8 +5393,8 @@
           <w:rFonts w:ascii="Times New Roman" w:hAnsi="Times New Roman" w:cs="Times New Roman"/>
         </w:rPr>
       </w:pPr>
-      <w:bookmarkStart w:id="38" w:name="ref-costantini2011meta"/>
-      <w:bookmarkEnd w:id="37"/>
+      <w:bookmarkStart w:id="40" w:name="ref-costantini2011meta"/>
+      <w:bookmarkEnd w:id="39"/>
       <w:r>
         <w:rPr>
           <w:rFonts w:ascii="Times New Roman" w:hAnsi="Times New Roman" w:cs="Times New Roman"/>
@@ -5429,8 +5445,8 @@
           <w:rFonts w:ascii="Times New Roman" w:hAnsi="Times New Roman" w:cs="Times New Roman"/>
         </w:rPr>
       </w:pPr>
-      <w:bookmarkStart w:id="39" w:name="ref-Crino_2023"/>
-      <w:bookmarkEnd w:id="38"/>
+      <w:bookmarkStart w:id="41" w:name="ref-Crino_2023"/>
+      <w:bookmarkEnd w:id="40"/>
       <w:r>
         <w:rPr>
           <w:rFonts w:ascii="Times New Roman" w:hAnsi="Times New Roman" w:cs="Times New Roman"/>
@@ -5499,8 +5515,8 @@
           <w:rFonts w:ascii="Times New Roman" w:hAnsi="Times New Roman" w:cs="Times New Roman"/>
         </w:rPr>
       </w:pPr>
-      <w:bookmarkStart w:id="40" w:name="ref-crino2024eggs"/>
-      <w:bookmarkEnd w:id="39"/>
+      <w:bookmarkStart w:id="42" w:name="ref-crino2024eggs"/>
+      <w:bookmarkEnd w:id="41"/>
       <w:r>
         <w:rPr>
           <w:rFonts w:ascii="Times New Roman" w:hAnsi="Times New Roman" w:cs="Times New Roman"/>
@@ -5567,8 +5583,8 @@
           <w:rFonts w:ascii="Times New Roman" w:hAnsi="Times New Roman" w:cs="Times New Roman"/>
         </w:rPr>
       </w:pPr>
-      <w:bookmarkStart w:id="41" w:name="ref-dayananda_incubation_2017"/>
-      <w:bookmarkEnd w:id="40"/>
+      <w:bookmarkStart w:id="43" w:name="ref-dayananda_incubation_2017"/>
+      <w:bookmarkEnd w:id="42"/>
       <w:r>
         <w:rPr>
           <w:rFonts w:ascii="Times New Roman" w:hAnsi="Times New Roman" w:cs="Times New Roman"/>
@@ -5634,8 +5650,8 @@
           <w:rFonts w:ascii="Times New Roman" w:hAnsi="Times New Roman" w:cs="Times New Roman"/>
         </w:rPr>
       </w:pPr>
-      <w:bookmarkStart w:id="42" w:name="ref-du_dynamic_2009"/>
-      <w:bookmarkEnd w:id="41"/>
+      <w:bookmarkStart w:id="44" w:name="ref-du_dynamic_2009"/>
+      <w:bookmarkEnd w:id="43"/>
       <w:r>
         <w:rPr>
           <w:rFonts w:ascii="Times New Roman" w:hAnsi="Times New Roman" w:cs="Times New Roman"/>
@@ -5719,8 +5735,8 @@
           <w:rFonts w:ascii="Times New Roman" w:hAnsi="Times New Roman" w:cs="Times New Roman"/>
         </w:rPr>
       </w:pPr>
-      <w:bookmarkStart w:id="43" w:name="ref-dukas_evolutionary_2004"/>
-      <w:bookmarkEnd w:id="42"/>
+      <w:bookmarkStart w:id="45" w:name="ref-dukas_evolutionary_2004"/>
+      <w:bookmarkEnd w:id="44"/>
       <w:r>
         <w:rPr>
           <w:rFonts w:ascii="Times New Roman" w:hAnsi="Times New Roman" w:cs="Times New Roman"/>
@@ -5786,8 +5802,8 @@
           <w:rFonts w:ascii="Times New Roman" w:hAnsi="Times New Roman" w:cs="Times New Roman"/>
         </w:rPr>
       </w:pPr>
-      <w:bookmarkStart w:id="44" w:name="ref-finkel_oxidants_2000"/>
-      <w:bookmarkEnd w:id="43"/>
+      <w:bookmarkStart w:id="46" w:name="ref-finkel_oxidants_2000"/>
+      <w:bookmarkEnd w:id="45"/>
       <w:r>
         <w:rPr>
           <w:rFonts w:ascii="Times New Roman" w:hAnsi="Times New Roman" w:cs="Times New Roman"/>
@@ -5853,8 +5869,8 @@
           <w:rFonts w:ascii="Times New Roman" w:hAnsi="Times New Roman" w:cs="Times New Roman"/>
         </w:rPr>
       </w:pPr>
-      <w:bookmarkStart w:id="45" w:name="ref-gelman2008scaling"/>
-      <w:bookmarkEnd w:id="44"/>
+      <w:bookmarkStart w:id="47" w:name="ref-gelman2008scaling"/>
+      <w:bookmarkEnd w:id="46"/>
       <w:r>
         <w:rPr>
           <w:rFonts w:ascii="Times New Roman" w:hAnsi="Times New Roman" w:cs="Times New Roman"/>
@@ -5906,8 +5922,8 @@
           <w:rFonts w:ascii="Times New Roman" w:hAnsi="Times New Roman" w:cs="Times New Roman"/>
         </w:rPr>
       </w:pPr>
-      <w:bookmarkStart w:id="46" w:name="ref-gong_chronic_2011"/>
-      <w:bookmarkEnd w:id="45"/>
+      <w:bookmarkStart w:id="48" w:name="ref-gong_chronic_2011"/>
+      <w:bookmarkEnd w:id="47"/>
       <w:r>
         <w:rPr>
           <w:rFonts w:ascii="Times New Roman" w:hAnsi="Times New Roman" w:cs="Times New Roman"/>
@@ -5973,8 +5989,8 @@
           <w:rFonts w:ascii="Times New Roman" w:hAnsi="Times New Roman" w:cs="Times New Roman"/>
         </w:rPr>
       </w:pPr>
-      <w:bookmarkStart w:id="47" w:name="ref-hara_presynaptic_2014"/>
-      <w:bookmarkEnd w:id="46"/>
+      <w:bookmarkStart w:id="49" w:name="ref-hara_presynaptic_2014"/>
+      <w:bookmarkEnd w:id="48"/>
       <w:r>
         <w:rPr>
           <w:rFonts w:ascii="Times New Roman" w:hAnsi="Times New Roman" w:cs="Times New Roman"/>
@@ -6040,8 +6056,8 @@
           <w:rFonts w:ascii="Times New Roman" w:hAnsi="Times New Roman" w:cs="Times New Roman"/>
         </w:rPr>
       </w:pPr>
-      <w:bookmarkStart w:id="48" w:name="ref-haussmann_embryonic_2012"/>
-      <w:bookmarkEnd w:id="47"/>
+      <w:bookmarkStart w:id="50" w:name="ref-haussmann_embryonic_2012"/>
+      <w:bookmarkEnd w:id="49"/>
       <w:r>
         <w:rPr>
           <w:rFonts w:ascii="Times New Roman" w:hAnsi="Times New Roman" w:cs="Times New Roman"/>
@@ -6107,8 +6123,8 @@
           <w:rFonts w:ascii="Times New Roman" w:hAnsi="Times New Roman" w:cs="Times New Roman"/>
         </w:rPr>
       </w:pPr>
-      <w:bookmarkStart w:id="49" w:name="ref-hoffmann_mitochondrion_2018"/>
-      <w:bookmarkEnd w:id="48"/>
+      <w:bookmarkStart w:id="51" w:name="ref-hoffmann_mitochondrion_2018"/>
+      <w:bookmarkEnd w:id="50"/>
       <w:r>
         <w:rPr>
           <w:rFonts w:ascii="Times New Roman" w:hAnsi="Times New Roman" w:cs="Times New Roman"/>
@@ -6174,8 +6190,8 @@
           <w:rFonts w:ascii="Times New Roman" w:hAnsi="Times New Roman" w:cs="Times New Roman"/>
         </w:rPr>
       </w:pPr>
-      <w:bookmarkStart w:id="50" w:name="ref-kline2005principles"/>
-      <w:bookmarkEnd w:id="49"/>
+      <w:bookmarkStart w:id="52" w:name="ref-kline2005principles"/>
+      <w:bookmarkEnd w:id="51"/>
       <w:r>
         <w:rPr>
           <w:rFonts w:ascii="Times New Roman" w:hAnsi="Times New Roman" w:cs="Times New Roman"/>
@@ -6228,8 +6244,8 @@
           <w:rFonts w:ascii="Times New Roman" w:hAnsi="Times New Roman" w:cs="Times New Roman"/>
         </w:rPr>
       </w:pPr>
-      <w:bookmarkStart w:id="51" w:name="ref-leal_behavioural_2012"/>
-      <w:bookmarkEnd w:id="50"/>
+      <w:bookmarkStart w:id="53" w:name="ref-leal_behavioural_2012"/>
+      <w:bookmarkEnd w:id="52"/>
       <w:r>
         <w:rPr>
           <w:rFonts w:ascii="Times New Roman" w:hAnsi="Times New Roman" w:cs="Times New Roman"/>
@@ -6304,8 +6320,8 @@
           <w:rFonts w:ascii="Times New Roman" w:hAnsi="Times New Roman" w:cs="Times New Roman"/>
         </w:rPr>
       </w:pPr>
-      <w:bookmarkStart w:id="52" w:name="ref-lefebvre_taxonomic_2011"/>
-      <w:bookmarkEnd w:id="51"/>
+      <w:bookmarkStart w:id="54" w:name="ref-lefebvre_taxonomic_2011"/>
+      <w:bookmarkEnd w:id="53"/>
       <w:r>
         <w:rPr>
           <w:rFonts w:ascii="Times New Roman" w:hAnsi="Times New Roman" w:cs="Times New Roman"/>
@@ -6371,8 +6387,8 @@
           <w:rFonts w:ascii="Times New Roman" w:hAnsi="Times New Roman" w:cs="Times New Roman"/>
         </w:rPr>
       </w:pPr>
-      <w:bookmarkStart w:id="53" w:name="ref-lemaire_prenatal_2000"/>
-      <w:bookmarkEnd w:id="52"/>
+      <w:bookmarkStart w:id="55" w:name="ref-lemaire_prenatal_2000"/>
+      <w:bookmarkEnd w:id="54"/>
       <w:r>
         <w:rPr>
           <w:rFonts w:ascii="Times New Roman" w:hAnsi="Times New Roman" w:cs="Times New Roman"/>
@@ -6456,8 +6472,8 @@
           <w:rFonts w:ascii="Times New Roman" w:hAnsi="Times New Roman" w:cs="Times New Roman"/>
         </w:rPr>
       </w:pPr>
-      <w:bookmarkStart w:id="54" w:name="ref-mann_coupling_2021"/>
-      <w:bookmarkEnd w:id="53"/>
+      <w:bookmarkStart w:id="56" w:name="ref-mann_coupling_2021"/>
+      <w:bookmarkEnd w:id="55"/>
       <w:r>
         <w:rPr>
           <w:rFonts w:ascii="Times New Roman" w:hAnsi="Times New Roman" w:cs="Times New Roman"/>
@@ -6557,8 +6573,8 @@
           <w:rFonts w:ascii="Times New Roman" w:hAnsi="Times New Roman" w:cs="Times New Roman"/>
         </w:rPr>
       </w:pPr>
-      <w:bookmarkStart w:id="55" w:name="ref-martinez2016tca"/>
-      <w:bookmarkEnd w:id="54"/>
+      <w:bookmarkStart w:id="57" w:name="ref-martinez2016tca"/>
+      <w:bookmarkEnd w:id="56"/>
       <w:r>
         <w:rPr>
           <w:rFonts w:ascii="Times New Roman" w:hAnsi="Times New Roman" w:cs="Times New Roman"/>
@@ -6609,8 +6625,8 @@
           <w:rFonts w:ascii="Times New Roman" w:hAnsi="Times New Roman" w:cs="Times New Roman"/>
         </w:rPr>
       </w:pPr>
-      <w:bookmarkStart w:id="56" w:name="ref-mcnay_decreases_2000"/>
-      <w:bookmarkEnd w:id="55"/>
+      <w:bookmarkStart w:id="58" w:name="ref-mcnay_decreases_2000"/>
+      <w:bookmarkEnd w:id="57"/>
       <w:r>
         <w:rPr>
           <w:rFonts w:ascii="Times New Roman" w:hAnsi="Times New Roman" w:cs="Times New Roman"/>
@@ -6676,8 +6692,8 @@
           <w:rFonts w:ascii="Times New Roman" w:hAnsi="Times New Roman" w:cs="Times New Roman"/>
         </w:rPr>
       </w:pPr>
-      <w:bookmarkStart w:id="57" w:name="ref-naumann2015reptilian"/>
-      <w:bookmarkEnd w:id="56"/>
+      <w:bookmarkStart w:id="59" w:name="ref-naumann2015reptilian"/>
+      <w:bookmarkEnd w:id="58"/>
       <w:r>
         <w:rPr>
           <w:rFonts w:ascii="Times New Roman" w:hAnsi="Times New Roman" w:cs="Times New Roman"/>
@@ -6746,8 +6762,8 @@
           <w:rFonts w:ascii="Times New Roman" w:hAnsi="Times New Roman" w:cs="Times New Roman"/>
         </w:rPr>
       </w:pPr>
-      <w:bookmarkStart w:id="58" w:name="ref-noble2021planned"/>
-      <w:bookmarkEnd w:id="57"/>
+      <w:bookmarkStart w:id="60" w:name="ref-noble2021planned"/>
+      <w:bookmarkEnd w:id="59"/>
       <w:r>
         <w:rPr>
           <w:rFonts w:ascii="Times New Roman" w:hAnsi="Times New Roman" w:cs="Times New Roman"/>
@@ -6798,8 +6814,8 @@
           <w:rFonts w:ascii="Times New Roman" w:hAnsi="Times New Roman" w:cs="Times New Roman"/>
         </w:rPr>
       </w:pPr>
-      <w:bookmarkStart w:id="59" w:name="ref-noble_age-dependent_2014"/>
-      <w:bookmarkEnd w:id="58"/>
+      <w:bookmarkStart w:id="61" w:name="ref-noble_age-dependent_2014"/>
+      <w:bookmarkEnd w:id="60"/>
       <w:r>
         <w:rPr>
           <w:rFonts w:ascii="Times New Roman" w:hAnsi="Times New Roman" w:cs="Times New Roman"/>
@@ -6866,8 +6882,8 @@
           <w:rFonts w:ascii="Times New Roman" w:hAnsi="Times New Roman" w:cs="Times New Roman"/>
         </w:rPr>
       </w:pPr>
-      <w:bookmarkStart w:id="60" w:name="ref-noble_developmental_2018"/>
-      <w:bookmarkEnd w:id="59"/>
+      <w:bookmarkStart w:id="62" w:name="ref-noble_developmental_2018"/>
+      <w:bookmarkEnd w:id="61"/>
       <w:r>
         <w:rPr>
           <w:rFonts w:ascii="Times New Roman" w:hAnsi="Times New Roman" w:cs="Times New Roman"/>
@@ -6933,8 +6949,8 @@
           <w:rFonts w:ascii="Times New Roman" w:hAnsi="Times New Roman" w:cs="Times New Roman"/>
         </w:rPr>
       </w:pPr>
-      <w:bookmarkStart w:id="61" w:name="ref-picard_mitochondria_2014"/>
-      <w:bookmarkEnd w:id="60"/>
+      <w:bookmarkStart w:id="63" w:name="ref-picard_mitochondria_2014"/>
+      <w:bookmarkEnd w:id="62"/>
       <w:r>
         <w:rPr>
           <w:rFonts w:ascii="Times New Roman" w:hAnsi="Times New Roman" w:cs="Times New Roman"/>
@@ -7000,8 +7016,8 @@
           <w:rFonts w:ascii="Times New Roman" w:hAnsi="Times New Roman" w:cs="Times New Roman"/>
         </w:rPr>
       </w:pPr>
-      <w:bookmarkStart w:id="62" w:name="ref-picard_energetic_2018"/>
-      <w:bookmarkEnd w:id="61"/>
+      <w:bookmarkStart w:id="64" w:name="ref-picard_energetic_2018"/>
+      <w:bookmarkEnd w:id="63"/>
       <w:r>
         <w:rPr>
           <w:rFonts w:ascii="Times New Roman" w:hAnsi="Times New Roman" w:cs="Times New Roman"/>
@@ -7067,8 +7083,8 @@
           <w:rFonts w:ascii="Times New Roman" w:hAnsi="Times New Roman" w:cs="Times New Roman"/>
         </w:rPr>
       </w:pPr>
-      <w:bookmarkStart w:id="63" w:name="ref-R"/>
-      <w:bookmarkEnd w:id="62"/>
+      <w:bookmarkStart w:id="65" w:name="ref-R"/>
+      <w:bookmarkEnd w:id="64"/>
       <w:r>
         <w:rPr>
           <w:rFonts w:ascii="Times New Roman" w:hAnsi="Times New Roman" w:cs="Times New Roman"/>
@@ -7106,8 +7122,8 @@
           <w:rFonts w:ascii="Times New Roman" w:hAnsi="Times New Roman" w:cs="Times New Roman"/>
         </w:rPr>
       </w:pPr>
-      <w:bookmarkStart w:id="64" w:name="ref-recio2025early"/>
-      <w:bookmarkEnd w:id="63"/>
+      <w:bookmarkStart w:id="66" w:name="ref-recio2025early"/>
+      <w:bookmarkEnd w:id="65"/>
       <w:r>
         <w:rPr>
           <w:rFonts w:ascii="Times New Roman" w:hAnsi="Times New Roman" w:cs="Times New Roman"/>
@@ -7186,8 +7202,8 @@
           <w:rFonts w:ascii="Times New Roman" w:hAnsi="Times New Roman" w:cs="Times New Roman"/>
         </w:rPr>
       </w:pPr>
-      <w:bookmarkStart w:id="65" w:name="ref-rice2002brain"/>
-      <w:bookmarkEnd w:id="64"/>
+      <w:bookmarkStart w:id="67" w:name="ref-rice2002brain"/>
+      <w:bookmarkEnd w:id="66"/>
       <w:r>
         <w:rPr>
           <w:rFonts w:ascii="Times New Roman" w:hAnsi="Times New Roman" w:cs="Times New Roman"/>
@@ -7256,8 +7272,8 @@
           <w:rFonts w:ascii="Times New Roman" w:hAnsi="Times New Roman" w:cs="Times New Roman"/>
         </w:rPr>
       </w:pPr>
-      <w:bookmarkStart w:id="66" w:name="ref-rodríguez2002conservation"/>
-      <w:bookmarkEnd w:id="65"/>
+      <w:bookmarkStart w:id="68" w:name="ref-rodríguez2002conservation"/>
+      <w:bookmarkEnd w:id="67"/>
       <w:proofErr w:type="spellStart"/>
       <w:r>
         <w:rPr>
@@ -7318,8 +7334,8 @@
           <w:rFonts w:ascii="Times New Roman" w:hAnsi="Times New Roman" w:cs="Times New Roman"/>
         </w:rPr>
       </w:pPr>
-      <w:bookmarkStart w:id="67" w:name="ref-sapolsky_how_2000"/>
-      <w:bookmarkEnd w:id="66"/>
+      <w:bookmarkStart w:id="69" w:name="ref-sapolsky_how_2000"/>
+      <w:bookmarkEnd w:id="68"/>
       <w:r>
         <w:rPr>
           <w:rFonts w:ascii="Times New Roman" w:hAnsi="Times New Roman" w:cs="Times New Roman"/>
@@ -7358,8 +7374,8 @@
           <w:rFonts w:ascii="Times New Roman" w:hAnsi="Times New Roman" w:cs="Times New Roman"/>
         </w:rPr>
       </w:pPr>
-      <w:bookmarkStart w:id="68" w:name="ref-siegel1994basic"/>
-      <w:bookmarkEnd w:id="67"/>
+      <w:bookmarkStart w:id="70" w:name="ref-siegel1994basic"/>
+      <w:bookmarkEnd w:id="69"/>
       <w:r>
         <w:rPr>
           <w:rFonts w:ascii="Times New Roman" w:hAnsi="Times New Roman" w:cs="Times New Roman"/>
@@ -7396,8 +7412,8 @@
           <w:rFonts w:ascii="Times New Roman" w:hAnsi="Times New Roman" w:cs="Times New Roman"/>
         </w:rPr>
       </w:pPr>
-      <w:bookmarkStart w:id="69" w:name="ref-stan"/>
-      <w:bookmarkEnd w:id="68"/>
+      <w:bookmarkStart w:id="71" w:name="ref-stan"/>
+      <w:bookmarkEnd w:id="70"/>
       <w:r>
         <w:rPr>
           <w:rFonts w:ascii="Times New Roman" w:hAnsi="Times New Roman" w:cs="Times New Roman"/>
@@ -7444,8 +7460,8 @@
           <w:rFonts w:ascii="Times New Roman" w:hAnsi="Times New Roman" w:cs="Times New Roman"/>
         </w:rPr>
       </w:pPr>
-      <w:bookmarkStart w:id="70" w:name="ref-stier2022experimental"/>
-      <w:bookmarkEnd w:id="69"/>
+      <w:bookmarkStart w:id="72" w:name="ref-stier2022experimental"/>
+      <w:bookmarkEnd w:id="71"/>
       <w:r>
         <w:rPr>
           <w:rFonts w:ascii="Times New Roman" w:hAnsi="Times New Roman" w:cs="Times New Roman"/>
@@ -7496,8 +7512,8 @@
           <w:rFonts w:ascii="Times New Roman" w:hAnsi="Times New Roman" w:cs="Times New Roman"/>
         </w:rPr>
       </w:pPr>
-      <w:bookmarkStart w:id="71" w:name="ref-szuran_water_1994"/>
-      <w:bookmarkEnd w:id="70"/>
+      <w:bookmarkStart w:id="73" w:name="ref-szuran_water_1994"/>
+      <w:bookmarkEnd w:id="72"/>
       <w:r>
         <w:rPr>
           <w:rFonts w:ascii="Times New Roman" w:hAnsi="Times New Roman" w:cs="Times New Roman"/>
@@ -7573,8 +7589,8 @@
           <w:rFonts w:ascii="Times New Roman" w:hAnsi="Times New Roman" w:cs="Times New Roman"/>
         </w:rPr>
       </w:pPr>
-      <w:bookmarkStart w:id="72" w:name="ref-terman2006oxidative"/>
-      <w:bookmarkEnd w:id="71"/>
+      <w:bookmarkStart w:id="74" w:name="ref-terman2006oxidative"/>
+      <w:bookmarkEnd w:id="73"/>
       <w:r>
         <w:rPr>
           <w:rFonts w:ascii="Times New Roman" w:hAnsi="Times New Roman" w:cs="Times New Roman"/>
@@ -7639,8 +7655,8 @@
           <w:rFonts w:ascii="Times New Roman" w:hAnsi="Times New Roman" w:cs="Times New Roman"/>
         </w:rPr>
       </w:pPr>
-      <w:bookmarkStart w:id="73" w:name="ref-treidel2016temperature"/>
-      <w:bookmarkEnd w:id="72"/>
+      <w:bookmarkStart w:id="75" w:name="ref-treidel2016temperature"/>
+      <w:bookmarkEnd w:id="74"/>
       <w:proofErr w:type="spellStart"/>
       <w:r>
         <w:rPr>
@@ -7715,8 +7731,8 @@
           <w:rFonts w:ascii="Times New Roman" w:hAnsi="Times New Roman" w:cs="Times New Roman"/>
         </w:rPr>
       </w:pPr>
-      <w:bookmarkStart w:id="74" w:name="ref-uller_sex-specific_2009"/>
-      <w:bookmarkEnd w:id="73"/>
+      <w:bookmarkStart w:id="76" w:name="ref-uller_sex-specific_2009"/>
+      <w:bookmarkEnd w:id="75"/>
       <w:r>
         <w:rPr>
           <w:rFonts w:ascii="Times New Roman" w:hAnsi="Times New Roman" w:cs="Times New Roman"/>
@@ -7783,8 +7799,8 @@
           <w:rFonts w:ascii="Times New Roman" w:hAnsi="Times New Roman" w:cs="Times New Roman"/>
         </w:rPr>
       </w:pPr>
-      <w:bookmarkStart w:id="75" w:name="ref-ward2016ecological"/>
-      <w:bookmarkEnd w:id="74"/>
+      <w:bookmarkStart w:id="77" w:name="ref-ward2016ecological"/>
+      <w:bookmarkEnd w:id="76"/>
       <w:r>
         <w:rPr>
           <w:rFonts w:ascii="Times New Roman" w:hAnsi="Times New Roman" w:cs="Times New Roman"/>
@@ -7835,8 +7851,8 @@
           <w:rFonts w:ascii="Times New Roman" w:hAnsi="Times New Roman" w:cs="Times New Roman"/>
         </w:rPr>
       </w:pPr>
-      <w:bookmarkStart w:id="76" w:name="ref-welklin2024spatial"/>
-      <w:bookmarkEnd w:id="75"/>
+      <w:bookmarkStart w:id="78" w:name="ref-welklin2024spatial"/>
+      <w:bookmarkEnd w:id="77"/>
       <w:proofErr w:type="spellStart"/>
       <w:r>
         <w:rPr>
@@ -7915,8 +7931,8 @@
           <w:rFonts w:ascii="Times New Roman" w:hAnsi="Times New Roman" w:cs="Times New Roman"/>
         </w:rPr>
       </w:pPr>
-      <w:bookmarkStart w:id="77" w:name="ref-zavorka_climate_2021"/>
-      <w:bookmarkEnd w:id="76"/>
+      <w:bookmarkStart w:id="79" w:name="ref-zavorka_climate_2021"/>
+      <w:bookmarkEnd w:id="78"/>
       <w:proofErr w:type="spellStart"/>
       <w:r>
         <w:rPr>
@@ -8010,8 +8026,8 @@
           <w:rFonts w:ascii="Times New Roman" w:hAnsi="Times New Roman" w:cs="Times New Roman"/>
         </w:rPr>
       </w:pPr>
-      <w:bookmarkStart w:id="78" w:name="ref-zhou2020effects"/>
-      <w:bookmarkEnd w:id="77"/>
+      <w:bookmarkStart w:id="80" w:name="ref-zhou2020effects"/>
+      <w:bookmarkEnd w:id="79"/>
       <w:r>
         <w:rPr>
           <w:rFonts w:ascii="Times New Roman" w:hAnsi="Times New Roman" w:cs="Times New Roman"/>
@@ -8062,8 +8078,8 @@
           <w:rFonts w:ascii="Times New Roman" w:hAnsi="Times New Roman" w:cs="Times New Roman"/>
         </w:rPr>
       </w:pPr>
-      <w:bookmarkStart w:id="79" w:name="ref-zhu_prenatal_2004"/>
-      <w:bookmarkEnd w:id="78"/>
+      <w:bookmarkStart w:id="81" w:name="ref-zhu_prenatal_2004"/>
+      <w:bookmarkEnd w:id="80"/>
       <w:r>
         <w:rPr>
           <w:rFonts w:ascii="Times New Roman" w:hAnsi="Times New Roman" w:cs="Times New Roman"/>
@@ -8122,8 +8138,8 @@
         <w:t>, 837–844.</w:t>
       </w:r>
     </w:p>
-    <w:bookmarkEnd w:id="27"/>
-    <w:bookmarkEnd w:id="79"/>
+    <w:bookmarkEnd w:id="29"/>
+    <w:bookmarkEnd w:id="81"/>
     <w:p>
       <w:pPr>
         <w:rPr>
@@ -8267,7 +8283,7 @@
         <w:lastRenderedPageBreak/>
         <w:t>Fig. 4. Structural equation model testing hypothesized direct and indirect effects of physiology on learning. Arrows indicate the directionality of the estimate, and the values show the mean predicted coefficient and its 95% confidence interval.</w:t>
       </w:r>
-      <w:bookmarkEnd w:id="25"/>
+      <w:bookmarkEnd w:id="27"/>
     </w:p>
     <w:sectPr>
       <w:pgSz w:w="12240" w:h="15840"/>

--- a/JEB/Reviews_2/SpaL_tracked.docx
+++ b/JEB/Reviews_2/SpaL_tracked.docx
@@ -1738,7 +1738,25 @@
           <w:i/>
           <w:iCs/>
         </w:rPr>
-        <w:t>Methods 1: Animal husbandry in Supplementary Material</w:t>
+        <w:t xml:space="preserve">Animal </w:t>
+      </w:r>
+      <w:proofErr w:type="gramStart"/>
+      <w:r>
+        <w:rPr>
+          <w:rFonts w:cs="Times New Roman"/>
+          <w:i/>
+          <w:iCs/>
+        </w:rPr>
+        <w:t>husbandry</w:t>
+      </w:r>
+      <w:proofErr w:type="gramEnd"/>
+      <w:r>
+        <w:rPr>
+          <w:rFonts w:cs="Times New Roman"/>
+          <w:i/>
+          <w:iCs/>
+        </w:rPr>
+        <w:t xml:space="preserve"> in Supplementary Material</w:t>
       </w:r>
       <w:r>
         <w:rPr>
@@ -2386,40 +2404,68 @@
         <w:lastRenderedPageBreak/>
         <w:t xml:space="preserve">fluorescent intensity for mitochondrial density, metabolic capacity, ROS, DNA damage, and lipid peroxidation. For further details on the homogenization, staining, or flow cytometry assays, see </w:t>
       </w:r>
+      <w:ins w:id="10" w:author="Pablo Recio Santiago" w:date="2025-07-03T07:26:00Z" w16du:dateUtc="2025-07-02T21:26:00Z">
+        <w:r>
+          <w:rPr>
+            <w:rFonts w:ascii="Times New Roman" w:hAnsi="Times New Roman" w:cs="Times New Roman"/>
+            <w:i/>
+            <w:iCs/>
+          </w:rPr>
+          <w:t>F</w:t>
+        </w:r>
+      </w:ins>
       <w:r>
         <w:rPr>
           <w:rFonts w:ascii="Times New Roman" w:hAnsi="Times New Roman" w:cs="Times New Roman"/>
           <w:i/>
           <w:iCs/>
         </w:rPr>
-        <w:t>Methods 2: flow cytometry in Supplementary Material</w:t>
-      </w:r>
-      <w:r>
-        <w:rPr>
-          <w:rFonts w:ascii="Times New Roman" w:hAnsi="Times New Roman" w:cs="Times New Roman"/>
-        </w:rPr>
-        <w:t xml:space="preserve">. Sample sizes for DNA damage and lipid peroxidation were smaller than for the other variables because of a plater reader malfunction; however, data was missing </w:t>
+        <w:t xml:space="preserve">low </w:t>
       </w:r>
       <w:proofErr w:type="gramStart"/>
-      <w:r>
-        <w:rPr>
-          <w:rFonts w:ascii="Times New Roman" w:hAnsi="Times New Roman" w:cs="Times New Roman"/>
-        </w:rPr>
-        <w:t>randomly</w:t>
-      </w:r>
-      <w:proofErr w:type="gramEnd"/>
-      <w:r>
-        <w:rPr>
-          <w:rFonts w:ascii="Times New Roman" w:hAnsi="Times New Roman" w:cs="Times New Roman"/>
-        </w:rPr>
-        <w:t xml:space="preserve"> and we dealt with missing data in our analyses (see below). We validated that our homogenates contained neurons in a pilot study that used dyes specifically targeting neuronal nuclei (See </w:t>
-      </w:r>
       <w:r>
         <w:rPr>
           <w:rFonts w:ascii="Times New Roman" w:hAnsi="Times New Roman" w:cs="Times New Roman"/>
           <w:i/>
           <w:iCs/>
         </w:rPr>
+        <w:t>cytometry</w:t>
+      </w:r>
+      <w:proofErr w:type="gramEnd"/>
+      <w:r>
+        <w:rPr>
+          <w:rFonts w:ascii="Times New Roman" w:hAnsi="Times New Roman" w:cs="Times New Roman"/>
+          <w:i/>
+          <w:iCs/>
+        </w:rPr>
+        <w:t xml:space="preserve"> in Supplementary Material</w:t>
+      </w:r>
+      <w:r>
+        <w:rPr>
+          <w:rFonts w:ascii="Times New Roman" w:hAnsi="Times New Roman" w:cs="Times New Roman"/>
+        </w:rPr>
+        <w:t xml:space="preserve">. Sample sizes for DNA damage and lipid peroxidation were smaller than for the other variables because of a plater reader malfunction; however, data was missing </w:t>
+      </w:r>
+      <w:proofErr w:type="gramStart"/>
+      <w:r>
+        <w:rPr>
+          <w:rFonts w:ascii="Times New Roman" w:hAnsi="Times New Roman" w:cs="Times New Roman"/>
+        </w:rPr>
+        <w:t>randomly</w:t>
+      </w:r>
+      <w:proofErr w:type="gramEnd"/>
+      <w:r>
+        <w:rPr>
+          <w:rFonts w:ascii="Times New Roman" w:hAnsi="Times New Roman" w:cs="Times New Roman"/>
+        </w:rPr>
+        <w:t xml:space="preserve"> and we dealt with missing data in our analyses (see below). We validated that our homogenates contained neurons in a pilot study that used dyes specifically targeting neuronal nuclei (See </w:t>
+      </w:r>
+      <w:r>
+        <w:rPr>
+          <w:rFonts w:ascii="Times New Roman" w:hAnsi="Times New Roman" w:cs="Times New Roman"/>
+          <w:i/>
+          <w:iCs/>
+        </w:rPr>
         <w:t>Brain validation in Supplementary Material</w:t>
       </w:r>
       <w:r>
@@ -2438,7 +2484,7 @@
           <w:color w:val="000000" w:themeColor="text1"/>
         </w:rPr>
       </w:pPr>
-      <w:bookmarkStart w:id="10" w:name="statistical-analyses"/>
+      <w:bookmarkStart w:id="11" w:name="statistical-analyses"/>
       <w:bookmarkEnd w:id="9"/>
       <w:r>
         <w:rPr>
@@ -2581,14 +2627,14 @@
         <w:rPr>
           <w:rFonts w:ascii="Times New Roman" w:hAnsi="Times New Roman" w:cs="Times New Roman"/>
         </w:rPr>
-        <w:t xml:space="preserve">Univariate models were used to test the effects of early environment on each variable recorded: mitochondrial density, metabolic capacity, ROS, DNA damage, lipid peroxidation, and the number of errors as a measure of learning. In all the models, we included hormone treatment (CORT vs Control), incubation temperature (Cold vs Hot), and their interaction. Sex and age were included in preliminary models and excluded from the final models when they were not significant. For all univariate models, clutch identity was included as a random factor. </w:t>
+        <w:t>Univariate models were used to test the effects of early environment on each variable recorded: mitochondrial density, metabolic capacity, ROS, DNA damage, lipid peroxidation, and the number of errors as a measure of learning. In all the models, we included hormone treatment (CORT vs Control), incubation temperature (Cold vs Hot), and their interaction. Sex and age were included in preliminary models and excluded from the final models when they were not significant. For all univariate models, clutch identity was included as a random factor. Mitochondrial-related variables where log-transformed when necessary, and all were mean-</w:t>
       </w:r>
       <w:r>
         <w:rPr>
           <w:rFonts w:ascii="Times New Roman" w:hAnsi="Times New Roman" w:cs="Times New Roman"/>
         </w:rPr>
         <w:lastRenderedPageBreak/>
-        <w:t>Mitochondrial-related variables where log-transformed when necessary, and all were mean-centered and standardized by dividing them by two times the standard deviation (</w:t>
+        <w:t>centered and standardized by dividing them by two times the standard deviation (</w:t>
       </w:r>
       <w:hyperlink w:anchor="ref-gelman2008scaling">
         <w:r>
@@ -2819,14 +2865,7 @@
         <w:rPr>
           <w:rFonts w:ascii="Times New Roman" w:hAnsi="Times New Roman" w:cs="Times New Roman"/>
         </w:rPr>
-        <w:t xml:space="preserve"> for all the variables in this model. Factors found to be non-significant in the univariate models were excluded. Clutch identity </w:t>
-      </w:r>
-      <w:r>
-        <w:rPr>
-          <w:rFonts w:ascii="Times New Roman" w:hAnsi="Times New Roman" w:cs="Times New Roman"/>
-        </w:rPr>
-        <w:lastRenderedPageBreak/>
-        <w:t>remained a random factor in our SEM model. Direct, indirect, and total effects were derived from posterior estimates (</w:t>
+        <w:t xml:space="preserve"> for all the variables in this model. Factors found to be non-significant in the univariate models were excluded. Clutch identity remained a random factor in our SEM model. Direct, indirect, and total effects were derived from posterior estimates (</w:t>
       </w:r>
       <w:hyperlink w:anchor="ref-kline2005principles">
         <w:r>
@@ -2864,13 +2903,14 @@
           <w:rFonts w:cs="Times New Roman"/>
         </w:rPr>
       </w:pPr>
-      <w:bookmarkStart w:id="11" w:name="results"/>
+      <w:bookmarkStart w:id="12" w:name="results"/>
       <w:bookmarkEnd w:id="2"/>
-      <w:bookmarkEnd w:id="10"/>
-      <w:r>
-        <w:rPr>
-          <w:rFonts w:cs="Times New Roman"/>
-        </w:rPr>
+      <w:bookmarkEnd w:id="11"/>
+      <w:r>
+        <w:rPr>
+          <w:rFonts w:cs="Times New Roman"/>
+        </w:rPr>
+        <w:lastRenderedPageBreak/>
         <w:t>Results</w:t>
       </w:r>
     </w:p>
@@ -2907,10 +2947,10 @@
             <w:pPr>
               <w:jc w:val="center"/>
             </w:pPr>
-            <w:bookmarkStart w:id="12" w:name="fig-learning"/>
+            <w:bookmarkStart w:id="13" w:name="fig-learning"/>
           </w:p>
         </w:tc>
-        <w:bookmarkEnd w:id="12"/>
+        <w:bookmarkEnd w:id="13"/>
       </w:tr>
     </w:tbl>
     <w:p>
@@ -3089,10 +3129,10 @@
             <w:pPr>
               <w:spacing w:line="480" w:lineRule="auto"/>
             </w:pPr>
-            <w:bookmarkStart w:id="13" w:name="fig-results_mit"/>
+            <w:bookmarkStart w:id="14" w:name="fig-results_mit"/>
           </w:p>
         </w:tc>
-        <w:bookmarkEnd w:id="13"/>
+        <w:bookmarkEnd w:id="14"/>
       </w:tr>
     </w:tbl>
     <w:p>
@@ -3240,10 +3280,10 @@
             <w:pPr>
               <w:spacing w:line="480" w:lineRule="auto"/>
             </w:pPr>
-            <w:bookmarkStart w:id="14" w:name="fig-sem"/>
+            <w:bookmarkStart w:id="15" w:name="fig-sem"/>
           </w:p>
         </w:tc>
-        <w:bookmarkEnd w:id="14"/>
+        <w:bookmarkEnd w:id="15"/>
       </w:tr>
     </w:tbl>
     <w:p>
@@ -3254,13 +3294,12 @@
           <w:rFonts w:cs="Times New Roman"/>
         </w:rPr>
       </w:pPr>
-      <w:bookmarkStart w:id="15" w:name="discussion"/>
-      <w:bookmarkEnd w:id="11"/>
-      <w:r>
-        <w:rPr>
-          <w:rFonts w:cs="Times New Roman"/>
-        </w:rPr>
-        <w:lastRenderedPageBreak/>
+      <w:bookmarkStart w:id="16" w:name="discussion"/>
+      <w:bookmarkEnd w:id="12"/>
+      <w:r>
+        <w:rPr>
+          <w:rFonts w:cs="Times New Roman"/>
+        </w:rPr>
         <w:t>Discussion</w:t>
       </w:r>
     </w:p>
@@ -3276,7 +3315,14 @@
         <w:rPr>
           <w:rFonts w:cs="Times New Roman"/>
         </w:rPr>
-        <w:t xml:space="preserve">Lizards were able to learn a complex spatial task with marked improvements over time in their ability to choose the correct location. However, learning was neither influenced by prenatal conditions nor linked to mitochondrial function in the medial cortex, counter to what we predicted. Despite ROS increasing with greater metabolic capacity as expected, this did not result in a corresponding increase in oxidative damage in the medial cortex in </w:t>
+        <w:t xml:space="preserve">Lizards were able to learn a complex spatial task with marked improvements over time in their ability to choose the correct location. However, learning was neither influenced by prenatal </w:t>
+      </w:r>
+      <w:r>
+        <w:rPr>
+          <w:rFonts w:cs="Times New Roman"/>
+        </w:rPr>
+        <w:lastRenderedPageBreak/>
+        <w:t xml:space="preserve">conditions nor linked to mitochondrial function in the medial cortex, counter to what we predicted. Despite ROS increasing with greater metabolic capacity as expected, this did not result in a corresponding increase in oxidative damage in the medial cortex in </w:t>
       </w:r>
       <w:r>
         <w:rPr>
@@ -3302,7 +3348,7 @@
           <w:color w:val="000000" w:themeColor="text1"/>
         </w:rPr>
       </w:pPr>
-      <w:bookmarkStart w:id="16" w:name="X352bcdbc686340e594dba397e3fd237e3711b43"/>
+      <w:bookmarkStart w:id="17" w:name="X352bcdbc686340e594dba397e3fd237e3711b43"/>
       <w:r>
         <w:rPr>
           <w:rFonts w:ascii="Times New Roman" w:hAnsi="Times New Roman" w:cs="Times New Roman"/>
@@ -3547,15 +3593,7 @@
           <w:rFonts w:ascii="Times New Roman" w:eastAsia="Times New Roman" w:hAnsi="Times New Roman" w:cs="Times New Roman"/>
           <w:lang w:eastAsia="en-GB"/>
         </w:rPr>
-        <w:t xml:space="preserve"> may reflect the relatively </w:t>
-      </w:r>
-      <w:r>
-        <w:rPr>
-          <w:rFonts w:ascii="Times New Roman" w:eastAsia="Times New Roman" w:hAnsi="Times New Roman" w:cs="Times New Roman"/>
-          <w:lang w:eastAsia="en-GB"/>
-        </w:rPr>
-        <w:lastRenderedPageBreak/>
-        <w:t xml:space="preserve">mild nature of the prenatal conditions. However, our CORT treatment elevated CORT levels in eggs above two standard deviations the natural mean concentration (Crino et al., 2024), while our thermal regimes were both beyond the </w:t>
+        <w:t xml:space="preserve"> may reflect the relatively mild nature of the prenatal conditions. However, our CORT treatment elevated CORT levels in eggs above two standard deviations the natural mean concentration (Crino et al., 2024), while our thermal regimes were both beyond the </w:t>
       </w:r>
       <w:proofErr w:type="spellStart"/>
       <w:r>
@@ -3579,7 +3617,15 @@
           <w:rFonts w:ascii="Times New Roman" w:eastAsia="Times New Roman" w:hAnsi="Times New Roman" w:cs="Times New Roman"/>
           <w:lang w:eastAsia="en-GB"/>
         </w:rPr>
-        <w:t xml:space="preserve"> in this species (Pettersen et al., 2023) and yet within the range of nesting temperatures in the wild (Cheetham et al., 2011). Therefore, we consider that our manipulations represent biologically relevant, ecologically realistic stressors. Nonetheless, future studies could explore whether more extreme conditions, such as prolonged exposure elevated CORT or incubation temperatures beyond the natural nesting limits would affect brain function and cognition in </w:t>
+        <w:t xml:space="preserve"> in this species (Pettersen et al., 2023) and yet </w:t>
+      </w:r>
+      <w:r>
+        <w:rPr>
+          <w:rFonts w:ascii="Times New Roman" w:eastAsia="Times New Roman" w:hAnsi="Times New Roman" w:cs="Times New Roman"/>
+          <w:lang w:eastAsia="en-GB"/>
+        </w:rPr>
+        <w:lastRenderedPageBreak/>
+        <w:t xml:space="preserve">within the range of nesting temperatures in the wild (Cheetham et al., 2011). Therefore, we consider that our manipulations represent biologically relevant, ecologically realistic stressors. Nonetheless, future studies could explore whether more extreme conditions, such as prolonged exposure elevated CORT or incubation temperatures beyond the natural nesting limits would affect brain function and cognition in </w:t>
       </w:r>
       <w:r>
         <w:rPr>
@@ -3607,8 +3653,8 @@
           <w:color w:val="000000" w:themeColor="text1"/>
         </w:rPr>
       </w:pPr>
-      <w:bookmarkStart w:id="17" w:name="Xa6da7d585aa01fd9de4764455e6d5f7d074381d"/>
-      <w:bookmarkEnd w:id="16"/>
+      <w:bookmarkStart w:id="18" w:name="Xa6da7d585aa01fd9de4764455e6d5f7d074381d"/>
+      <w:bookmarkEnd w:id="17"/>
       <w:r>
         <w:rPr>
           <w:rFonts w:ascii="Times New Roman" w:hAnsi="Times New Roman" w:cs="Times New Roman"/>
@@ -3816,14 +3862,13 @@
           <w:color w:val="000000" w:themeColor="text1"/>
         </w:rPr>
       </w:pPr>
-      <w:bookmarkStart w:id="18" w:name="X25ff13732dcb25038f18a24e97c74bbc4d5b652"/>
-      <w:bookmarkEnd w:id="17"/>
+      <w:bookmarkStart w:id="19" w:name="X25ff13732dcb25038f18a24e97c74bbc4d5b652"/>
+      <w:bookmarkEnd w:id="18"/>
       <w:r>
         <w:rPr>
           <w:rFonts w:ascii="Times New Roman" w:hAnsi="Times New Roman" w:cs="Times New Roman"/>
           <w:color w:val="000000" w:themeColor="text1"/>
         </w:rPr>
-        <w:lastRenderedPageBreak/>
         <w:t>Variation in brain metabolic physiology is not related to learning abilities</w:t>
       </w:r>
     </w:p>
@@ -3960,7 +4005,14 @@
         <w:rPr>
           <w:rFonts w:cs="Times New Roman"/>
         </w:rPr>
-        <w:t xml:space="preserve">). Our findings contrast with past studies and suggest that energy limitations do not impact spatial learning in </w:t>
+        <w:t xml:space="preserve">). Our findings contrast with past studies and suggest that </w:t>
+      </w:r>
+      <w:r>
+        <w:rPr>
+          <w:rFonts w:cs="Times New Roman"/>
+        </w:rPr>
+        <w:lastRenderedPageBreak/>
+        <w:t xml:space="preserve">energy limitations do not impact spatial learning in </w:t>
       </w:r>
       <w:r>
         <w:rPr>
@@ -4123,14 +4175,7 @@
         <w:rPr>
           <w:rFonts w:ascii="Times New Roman" w:hAnsi="Times New Roman" w:cs="Times New Roman"/>
         </w:rPr>
-        <w:t xml:space="preserve"> possibly because neurons were effectively buffered from </w:t>
-      </w:r>
-      <w:r>
-        <w:rPr>
-          <w:rFonts w:ascii="Times New Roman" w:hAnsi="Times New Roman" w:cs="Times New Roman"/>
-        </w:rPr>
-        <w:lastRenderedPageBreak/>
-        <w:t>damaging free radicals. Nevertheless, since oxidative damage can accumulate over time (</w:t>
+        <w:t xml:space="preserve"> possibly because neurons were effectively buffered from damaging free radicals. Nevertheless, since oxidative damage can accumulate over time (</w:t>
       </w:r>
       <w:hyperlink w:anchor="ref-terman2006oxidative">
         <w:r>
@@ -4185,13 +4230,14 @@
           <w:rFonts w:ascii="Times New Roman" w:hAnsi="Times New Roman" w:cs="Times New Roman"/>
         </w:rPr>
       </w:pPr>
-      <w:bookmarkStart w:id="19" w:name="conclusions"/>
-      <w:bookmarkEnd w:id="18"/>
+      <w:bookmarkStart w:id="20" w:name="conclusions"/>
+      <w:bookmarkEnd w:id="19"/>
       <w:r>
         <w:rPr>
           <w:rFonts w:ascii="Times New Roman" w:hAnsi="Times New Roman" w:cs="Times New Roman"/>
           <w:color w:val="000000" w:themeColor="text1"/>
         </w:rPr>
+        <w:lastRenderedPageBreak/>
         <w:t>Conclusions</w:t>
       </w:r>
     </w:p>
@@ -4232,8 +4278,8 @@
           <w:rFonts w:ascii="Times New Roman" w:hAnsi="Times New Roman" w:cs="Times New Roman"/>
         </w:rPr>
       </w:pPr>
-      <w:bookmarkStart w:id="20" w:name="ethics"/>
-      <w:bookmarkEnd w:id="19"/>
+      <w:bookmarkStart w:id="21" w:name="ethics"/>
+      <w:bookmarkEnd w:id="20"/>
       <w:r>
         <w:rPr>
           <w:rFonts w:ascii="Times New Roman" w:hAnsi="Times New Roman" w:cs="Times New Roman"/>
@@ -4254,7 +4300,45 @@
         <w:rPr>
           <w:rFonts w:cs="Times New Roman"/>
         </w:rPr>
-        <w:t xml:space="preserve">Both the breeding animals and the experimental lizards were provided humane laboratory housing, with thermoregulatory opportunities, light (UV and heat) and moderate humidity levels (see Methods 1: Animal husbandry in Supplementary Material for details). Euthanasia was performed by intraperitoneal injection of 10 mg/kg of a 10 mg/mL </w:t>
+        <w:t xml:space="preserve">Both the breeding animals and the experimental lizards were provided humane laboratory housing, with thermoregulatory opportunities, light (UV and heat) and moderate humidity levels (see </w:t>
+      </w:r>
+      <w:r>
+        <w:rPr>
+          <w:rFonts w:cs="Times New Roman"/>
+          <w:i/>
+          <w:iCs/>
+        </w:rPr>
+        <w:t xml:space="preserve">Animal </w:t>
+      </w:r>
+      <w:proofErr w:type="gramStart"/>
+      <w:r>
+        <w:rPr>
+          <w:rFonts w:cs="Times New Roman"/>
+          <w:i/>
+          <w:iCs/>
+        </w:rPr>
+        <w:t>husbandry</w:t>
+      </w:r>
+      <w:proofErr w:type="gramEnd"/>
+      <w:r>
+        <w:rPr>
+          <w:rFonts w:cs="Times New Roman"/>
+        </w:rPr>
+        <w:t xml:space="preserve"> in </w:t>
+      </w:r>
+      <w:r>
+        <w:rPr>
+          <w:rFonts w:cs="Times New Roman"/>
+          <w:i/>
+          <w:iCs/>
+        </w:rPr>
+        <w:t>Supplementary Material</w:t>
+      </w:r>
+      <w:r>
+        <w:rPr>
+          <w:rFonts w:cs="Times New Roman"/>
+        </w:rPr>
+        <w:t xml:space="preserve"> for details). Euthanasia was performed by intraperitoneal injection of 10 mg/kg of a 10 mg/mL </w:t>
       </w:r>
       <w:proofErr w:type="spellStart"/>
       <w:r>
@@ -4280,14 +4364,13 @@
           <w:color w:val="000000" w:themeColor="text1"/>
         </w:rPr>
       </w:pPr>
-      <w:bookmarkStart w:id="21" w:name="data-accessibility"/>
-      <w:bookmarkEnd w:id="20"/>
+      <w:bookmarkStart w:id="22" w:name="data-accessibility"/>
+      <w:bookmarkEnd w:id="21"/>
       <w:r>
         <w:rPr>
           <w:rFonts w:ascii="Times New Roman" w:hAnsi="Times New Roman" w:cs="Times New Roman"/>
           <w:color w:val="000000" w:themeColor="text1"/>
         </w:rPr>
-        <w:lastRenderedPageBreak/>
         <w:t>Data accessibility</w:t>
       </w:r>
     </w:p>
@@ -4330,13 +4413,14 @@
           <w:color w:val="000000" w:themeColor="text1"/>
         </w:rPr>
       </w:pPr>
-      <w:bookmarkStart w:id="22" w:name="declaration-of-ai-use"/>
-      <w:bookmarkEnd w:id="21"/>
+      <w:bookmarkStart w:id="23" w:name="declaration-of-ai-use"/>
+      <w:bookmarkEnd w:id="22"/>
       <w:r>
         <w:rPr>
           <w:rFonts w:ascii="Times New Roman" w:hAnsi="Times New Roman" w:cs="Times New Roman"/>
           <w:color w:val="000000" w:themeColor="text1"/>
         </w:rPr>
+        <w:lastRenderedPageBreak/>
         <w:t>Declaration of AI use</w:t>
       </w:r>
     </w:p>
@@ -4364,8 +4448,8 @@
           <w:color w:val="000000" w:themeColor="text1"/>
         </w:rPr>
       </w:pPr>
-      <w:bookmarkStart w:id="23" w:name="authors-contributions"/>
-      <w:bookmarkEnd w:id="22"/>
+      <w:bookmarkStart w:id="24" w:name="authors-contributions"/>
+      <w:bookmarkEnd w:id="23"/>
       <w:r>
         <w:rPr>
           <w:rFonts w:ascii="Times New Roman" w:hAnsi="Times New Roman" w:cs="Times New Roman"/>
@@ -4405,8 +4489,8 @@
           <w:color w:val="000000" w:themeColor="text1"/>
         </w:rPr>
       </w:pPr>
-      <w:bookmarkStart w:id="24" w:name="conflict-of-interest-declaration"/>
-      <w:bookmarkEnd w:id="23"/>
+      <w:bookmarkStart w:id="25" w:name="conflict-of-interest-declaration"/>
+      <w:bookmarkEnd w:id="24"/>
       <w:r>
         <w:rPr>
           <w:rFonts w:ascii="Times New Roman" w:hAnsi="Times New Roman" w:cs="Times New Roman"/>
@@ -4438,14 +4522,13 @@
           <w:rFonts w:ascii="Times New Roman" w:hAnsi="Times New Roman" w:cs="Times New Roman"/>
         </w:rPr>
       </w:pPr>
-      <w:bookmarkStart w:id="25" w:name="funding"/>
-      <w:bookmarkEnd w:id="24"/>
+      <w:bookmarkStart w:id="26" w:name="funding"/>
+      <w:bookmarkEnd w:id="25"/>
       <w:r>
         <w:rPr>
           <w:rFonts w:ascii="Times New Roman" w:hAnsi="Times New Roman" w:cs="Times New Roman"/>
           <w:color w:val="000000" w:themeColor="text1"/>
         </w:rPr>
-        <w:lastRenderedPageBreak/>
         <w:t>Funding</w:t>
       </w:r>
     </w:p>
@@ -4473,13 +4556,14 @@
           <w:color w:val="000000" w:themeColor="text1"/>
         </w:rPr>
       </w:pPr>
-      <w:bookmarkStart w:id="26" w:name="acknowledgements"/>
-      <w:bookmarkEnd w:id="25"/>
+      <w:bookmarkStart w:id="27" w:name="acknowledgements"/>
+      <w:bookmarkEnd w:id="26"/>
       <w:r>
         <w:rPr>
           <w:rFonts w:ascii="Times New Roman" w:hAnsi="Times New Roman" w:cs="Times New Roman"/>
           <w:color w:val="000000" w:themeColor="text1"/>
         </w:rPr>
+        <w:lastRenderedPageBreak/>
         <w:t>Acknowledgements</w:t>
       </w:r>
     </w:p>
@@ -4548,9 +4632,9 @@
           <w:rFonts w:cs="Times New Roman"/>
         </w:rPr>
       </w:pPr>
-      <w:bookmarkStart w:id="27" w:name="references"/>
-      <w:bookmarkEnd w:id="15"/>
-      <w:bookmarkEnd w:id="26"/>
+      <w:bookmarkStart w:id="28" w:name="references"/>
+      <w:bookmarkEnd w:id="16"/>
+      <w:bookmarkEnd w:id="27"/>
       <w:r>
         <w:rPr>
           <w:rFonts w:cs="Times New Roman"/>
@@ -4565,8 +4649,8 @@
           <w:rFonts w:ascii="Times New Roman" w:hAnsi="Times New Roman" w:cs="Times New Roman"/>
         </w:rPr>
       </w:pPr>
-      <w:bookmarkStart w:id="28" w:name="ref-alexandrov_neuronal_2022"/>
-      <w:bookmarkStart w:id="29" w:name="refs"/>
+      <w:bookmarkStart w:id="29" w:name="ref-alexandrov_neuronal_2022"/>
+      <w:bookmarkStart w:id="30" w:name="refs"/>
       <w:r>
         <w:rPr>
           <w:rFonts w:ascii="Times New Roman" w:hAnsi="Times New Roman" w:cs="Times New Roman"/>
@@ -4650,8 +4734,8 @@
           <w:rFonts w:ascii="Times New Roman" w:hAnsi="Times New Roman" w:cs="Times New Roman"/>
         </w:rPr>
       </w:pPr>
-      <w:bookmarkStart w:id="30" w:name="ref-amani2021perinatal"/>
-      <w:bookmarkEnd w:id="28"/>
+      <w:bookmarkStart w:id="31" w:name="ref-amani2021perinatal"/>
+      <w:bookmarkEnd w:id="29"/>
       <w:r>
         <w:rPr>
           <w:rFonts w:ascii="Times New Roman" w:hAnsi="Times New Roman" w:cs="Times New Roman"/>
@@ -4734,8 +4818,8 @@
           <w:rFonts w:ascii="Times New Roman" w:hAnsi="Times New Roman" w:cs="Times New Roman"/>
         </w:rPr>
       </w:pPr>
-      <w:bookmarkStart w:id="31" w:name="ref-amiel_hotter_2012"/>
-      <w:bookmarkEnd w:id="30"/>
+      <w:bookmarkStart w:id="32" w:name="ref-amiel_hotter_2012"/>
+      <w:bookmarkEnd w:id="31"/>
       <w:r>
         <w:rPr>
           <w:rFonts w:ascii="Times New Roman" w:hAnsi="Times New Roman" w:cs="Times New Roman"/>
@@ -4801,8 +4885,8 @@
           <w:rFonts w:ascii="Times New Roman" w:hAnsi="Times New Roman" w:cs="Times New Roman"/>
         </w:rPr>
       </w:pPr>
-      <w:bookmarkStart w:id="32" w:name="ref-amiel_egg_2014"/>
-      <w:bookmarkEnd w:id="31"/>
+      <w:bookmarkStart w:id="33" w:name="ref-amiel_egg_2014"/>
+      <w:bookmarkEnd w:id="32"/>
       <w:r>
         <w:rPr>
           <w:rFonts w:ascii="Times New Roman" w:hAnsi="Times New Roman" w:cs="Times New Roman"/>
@@ -4868,15 +4952,14 @@
           <w:rFonts w:ascii="Times New Roman" w:hAnsi="Times New Roman" w:cs="Times New Roman"/>
         </w:rPr>
       </w:pPr>
-      <w:bookmarkStart w:id="33" w:name="ref-amiel_effects_2017"/>
-      <w:bookmarkEnd w:id="32"/>
-      <w:r>
-        <w:rPr>
-          <w:rFonts w:ascii="Times New Roman" w:hAnsi="Times New Roman" w:cs="Times New Roman"/>
-          <w:b/>
-          <w:bCs/>
-        </w:rPr>
-        <w:lastRenderedPageBreak/>
+      <w:bookmarkStart w:id="34" w:name="ref-amiel_effects_2017"/>
+      <w:bookmarkEnd w:id="33"/>
+      <w:r>
+        <w:rPr>
+          <w:rFonts w:ascii="Times New Roman" w:hAnsi="Times New Roman" w:cs="Times New Roman"/>
+          <w:b/>
+          <w:bCs/>
+        </w:rPr>
         <w:t>Amiel, J. J., Bao, S. and Shine, R.</w:t>
       </w:r>
       <w:r>
@@ -4936,8 +5019,8 @@
           <w:rFonts w:ascii="Times New Roman" w:hAnsi="Times New Roman" w:cs="Times New Roman"/>
         </w:rPr>
       </w:pPr>
-      <w:bookmarkStart w:id="34" w:name="ref-buchanan_condition_2013"/>
-      <w:bookmarkEnd w:id="33"/>
+      <w:bookmarkStart w:id="35" w:name="ref-buchanan_condition_2013"/>
+      <w:bookmarkEnd w:id="34"/>
       <w:r>
         <w:rPr>
           <w:rFonts w:ascii="Times New Roman" w:hAnsi="Times New Roman" w:cs="Times New Roman"/>
@@ -5021,8 +5104,8 @@
           <w:rFonts w:ascii="Times New Roman" w:hAnsi="Times New Roman" w:cs="Times New Roman"/>
         </w:rPr>
       </w:pPr>
-      <w:bookmarkStart w:id="35" w:name="ref-burkner2017brms"/>
-      <w:bookmarkEnd w:id="34"/>
+      <w:bookmarkStart w:id="36" w:name="ref-burkner2017brms"/>
+      <w:bookmarkEnd w:id="35"/>
       <w:proofErr w:type="spellStart"/>
       <w:r>
         <w:rPr>
@@ -5097,14 +5180,15 @@
           <w:rFonts w:ascii="Times New Roman" w:hAnsi="Times New Roman" w:cs="Times New Roman"/>
         </w:rPr>
       </w:pPr>
-      <w:bookmarkStart w:id="36" w:name="ref-cao2014ampk"/>
-      <w:bookmarkEnd w:id="35"/>
-      <w:r>
-        <w:rPr>
-          <w:rFonts w:ascii="Times New Roman" w:hAnsi="Times New Roman" w:cs="Times New Roman"/>
-          <w:b/>
-          <w:bCs/>
-        </w:rPr>
+      <w:bookmarkStart w:id="37" w:name="ref-cao2014ampk"/>
+      <w:bookmarkEnd w:id="36"/>
+      <w:r>
+        <w:rPr>
+          <w:rFonts w:ascii="Times New Roman" w:hAnsi="Times New Roman" w:cs="Times New Roman"/>
+          <w:b/>
+          <w:bCs/>
+        </w:rPr>
+        <w:lastRenderedPageBreak/>
         <w:t>Cao, K., Zheng, A., Xu, J., Li, H., Liu, J., Peng, Y., Long, J., Zou, X., Li, Y., Chen, C., et al.</w:t>
       </w:r>
       <w:r>
@@ -5149,8 +5233,8 @@
           <w:rFonts w:ascii="Times New Roman" w:hAnsi="Times New Roman" w:cs="Times New Roman"/>
         </w:rPr>
       </w:pPr>
-      <w:bookmarkStart w:id="37" w:name="ref-carazo_sex_2014"/>
-      <w:bookmarkEnd w:id="36"/>
+      <w:bookmarkStart w:id="38" w:name="ref-carazo_sex_2014"/>
+      <w:bookmarkEnd w:id="37"/>
       <w:r>
         <w:rPr>
           <w:rFonts w:ascii="Times New Roman" w:hAnsi="Times New Roman" w:cs="Times New Roman"/>
@@ -5234,8 +5318,8 @@
           <w:rFonts w:ascii="Times New Roman" w:hAnsi="Times New Roman" w:cs="Times New Roman"/>
         </w:rPr>
       </w:pPr>
-      <w:bookmarkStart w:id="38" w:name="ref-casagrande2023mitochondrial"/>
-      <w:bookmarkEnd w:id="37"/>
+      <w:bookmarkStart w:id="39" w:name="ref-casagrande2023mitochondrial"/>
+      <w:bookmarkEnd w:id="38"/>
       <w:r>
         <w:rPr>
           <w:rFonts w:ascii="Times New Roman" w:hAnsi="Times New Roman" w:cs="Times New Roman"/>
@@ -5326,8 +5410,8 @@
           <w:rFonts w:ascii="Times New Roman" w:hAnsi="Times New Roman" w:cs="Times New Roman"/>
         </w:rPr>
       </w:pPr>
-      <w:bookmarkStart w:id="39" w:name="ref-cheetham2011embryonic"/>
-      <w:bookmarkEnd w:id="38"/>
+      <w:bookmarkStart w:id="40" w:name="ref-cheetham2011embryonic"/>
+      <w:bookmarkEnd w:id="39"/>
       <w:r>
         <w:rPr>
           <w:rFonts w:ascii="Times New Roman" w:hAnsi="Times New Roman" w:cs="Times New Roman"/>
@@ -5393,8 +5477,8 @@
           <w:rFonts w:ascii="Times New Roman" w:hAnsi="Times New Roman" w:cs="Times New Roman"/>
         </w:rPr>
       </w:pPr>
-      <w:bookmarkStart w:id="40" w:name="ref-costantini2011meta"/>
-      <w:bookmarkEnd w:id="39"/>
+      <w:bookmarkStart w:id="41" w:name="ref-costantini2011meta"/>
+      <w:bookmarkEnd w:id="40"/>
       <w:r>
         <w:rPr>
           <w:rFonts w:ascii="Times New Roman" w:hAnsi="Times New Roman" w:cs="Times New Roman"/>
@@ -5445,8 +5529,8 @@
           <w:rFonts w:ascii="Times New Roman" w:hAnsi="Times New Roman" w:cs="Times New Roman"/>
         </w:rPr>
       </w:pPr>
-      <w:bookmarkStart w:id="41" w:name="ref-Crino_2023"/>
-      <w:bookmarkEnd w:id="40"/>
+      <w:bookmarkStart w:id="42" w:name="ref-Crino_2023"/>
+      <w:bookmarkEnd w:id="41"/>
       <w:r>
         <w:rPr>
           <w:rFonts w:ascii="Times New Roman" w:hAnsi="Times New Roman" w:cs="Times New Roman"/>
@@ -5515,8 +5599,8 @@
           <w:rFonts w:ascii="Times New Roman" w:hAnsi="Times New Roman" w:cs="Times New Roman"/>
         </w:rPr>
       </w:pPr>
-      <w:bookmarkStart w:id="42" w:name="ref-crino2024eggs"/>
-      <w:bookmarkEnd w:id="41"/>
+      <w:bookmarkStart w:id="43" w:name="ref-crino2024eggs"/>
+      <w:bookmarkEnd w:id="42"/>
       <w:r>
         <w:rPr>
           <w:rFonts w:ascii="Times New Roman" w:hAnsi="Times New Roman" w:cs="Times New Roman"/>
@@ -5583,8 +5667,8 @@
           <w:rFonts w:ascii="Times New Roman" w:hAnsi="Times New Roman" w:cs="Times New Roman"/>
         </w:rPr>
       </w:pPr>
-      <w:bookmarkStart w:id="43" w:name="ref-dayananda_incubation_2017"/>
-      <w:bookmarkEnd w:id="42"/>
+      <w:bookmarkStart w:id="44" w:name="ref-dayananda_incubation_2017"/>
+      <w:bookmarkEnd w:id="43"/>
       <w:r>
         <w:rPr>
           <w:rFonts w:ascii="Times New Roman" w:hAnsi="Times New Roman" w:cs="Times New Roman"/>
@@ -5650,8 +5734,8 @@
           <w:rFonts w:ascii="Times New Roman" w:hAnsi="Times New Roman" w:cs="Times New Roman"/>
         </w:rPr>
       </w:pPr>
-      <w:bookmarkStart w:id="44" w:name="ref-du_dynamic_2009"/>
-      <w:bookmarkEnd w:id="43"/>
+      <w:bookmarkStart w:id="45" w:name="ref-du_dynamic_2009"/>
+      <w:bookmarkEnd w:id="44"/>
       <w:r>
         <w:rPr>
           <w:rFonts w:ascii="Times New Roman" w:hAnsi="Times New Roman" w:cs="Times New Roman"/>
@@ -5735,8 +5819,8 @@
           <w:rFonts w:ascii="Times New Roman" w:hAnsi="Times New Roman" w:cs="Times New Roman"/>
         </w:rPr>
       </w:pPr>
-      <w:bookmarkStart w:id="45" w:name="ref-dukas_evolutionary_2004"/>
-      <w:bookmarkEnd w:id="44"/>
+      <w:bookmarkStart w:id="46" w:name="ref-dukas_evolutionary_2004"/>
+      <w:bookmarkEnd w:id="45"/>
       <w:r>
         <w:rPr>
           <w:rFonts w:ascii="Times New Roman" w:hAnsi="Times New Roman" w:cs="Times New Roman"/>
@@ -5802,8 +5886,8 @@
           <w:rFonts w:ascii="Times New Roman" w:hAnsi="Times New Roman" w:cs="Times New Roman"/>
         </w:rPr>
       </w:pPr>
-      <w:bookmarkStart w:id="46" w:name="ref-finkel_oxidants_2000"/>
-      <w:bookmarkEnd w:id="45"/>
+      <w:bookmarkStart w:id="47" w:name="ref-finkel_oxidants_2000"/>
+      <w:bookmarkEnd w:id="46"/>
       <w:r>
         <w:rPr>
           <w:rFonts w:ascii="Times New Roman" w:hAnsi="Times New Roman" w:cs="Times New Roman"/>
@@ -5869,15 +5953,14 @@
           <w:rFonts w:ascii="Times New Roman" w:hAnsi="Times New Roman" w:cs="Times New Roman"/>
         </w:rPr>
       </w:pPr>
-      <w:bookmarkStart w:id="47" w:name="ref-gelman2008scaling"/>
-      <w:bookmarkEnd w:id="46"/>
-      <w:r>
-        <w:rPr>
-          <w:rFonts w:ascii="Times New Roman" w:hAnsi="Times New Roman" w:cs="Times New Roman"/>
-          <w:b/>
-          <w:bCs/>
-        </w:rPr>
-        <w:lastRenderedPageBreak/>
+      <w:bookmarkStart w:id="48" w:name="ref-gelman2008scaling"/>
+      <w:bookmarkEnd w:id="47"/>
+      <w:r>
+        <w:rPr>
+          <w:rFonts w:ascii="Times New Roman" w:hAnsi="Times New Roman" w:cs="Times New Roman"/>
+          <w:b/>
+          <w:bCs/>
+        </w:rPr>
         <w:t>Gelman, A.</w:t>
       </w:r>
       <w:r>
@@ -5922,8 +6005,8 @@
           <w:rFonts w:ascii="Times New Roman" w:hAnsi="Times New Roman" w:cs="Times New Roman"/>
         </w:rPr>
       </w:pPr>
-      <w:bookmarkStart w:id="48" w:name="ref-gong_chronic_2011"/>
-      <w:bookmarkEnd w:id="47"/>
+      <w:bookmarkStart w:id="49" w:name="ref-gong_chronic_2011"/>
+      <w:bookmarkEnd w:id="48"/>
       <w:r>
         <w:rPr>
           <w:rFonts w:ascii="Times New Roman" w:hAnsi="Times New Roman" w:cs="Times New Roman"/>
@@ -5989,8 +6072,8 @@
           <w:rFonts w:ascii="Times New Roman" w:hAnsi="Times New Roman" w:cs="Times New Roman"/>
         </w:rPr>
       </w:pPr>
-      <w:bookmarkStart w:id="49" w:name="ref-hara_presynaptic_2014"/>
-      <w:bookmarkEnd w:id="48"/>
+      <w:bookmarkStart w:id="50" w:name="ref-hara_presynaptic_2014"/>
+      <w:bookmarkEnd w:id="49"/>
       <w:r>
         <w:rPr>
           <w:rFonts w:ascii="Times New Roman" w:hAnsi="Times New Roman" w:cs="Times New Roman"/>
@@ -6011,7 +6094,15 @@
             <w:rStyle w:val="Hyperlink"/>
             <w:rFonts w:ascii="Times New Roman" w:hAnsi="Times New Roman" w:cs="Times New Roman"/>
           </w:rPr>
-          <w:t>Presynaptic mitochondrial morphology in monkey prefrontal cortex correlates with working memory and is improved with estrogen treatment</w:t>
+          <w:t xml:space="preserve">Presynaptic mitochondrial morphology in monkey prefrontal cortex correlates with working </w:t>
+        </w:r>
+        <w:r>
+          <w:rPr>
+            <w:rStyle w:val="Hyperlink"/>
+            <w:rFonts w:ascii="Times New Roman" w:hAnsi="Times New Roman" w:cs="Times New Roman"/>
+          </w:rPr>
+          <w:lastRenderedPageBreak/>
+          <w:t>memory and is improved with estrogen treatment</w:t>
         </w:r>
       </w:hyperlink>
       <w:r>
@@ -6056,8 +6147,8 @@
           <w:rFonts w:ascii="Times New Roman" w:hAnsi="Times New Roman" w:cs="Times New Roman"/>
         </w:rPr>
       </w:pPr>
-      <w:bookmarkStart w:id="50" w:name="ref-haussmann_embryonic_2012"/>
-      <w:bookmarkEnd w:id="49"/>
+      <w:bookmarkStart w:id="51" w:name="ref-haussmann_embryonic_2012"/>
+      <w:bookmarkEnd w:id="50"/>
       <w:r>
         <w:rPr>
           <w:rFonts w:ascii="Times New Roman" w:hAnsi="Times New Roman" w:cs="Times New Roman"/>
@@ -6123,8 +6214,8 @@
           <w:rFonts w:ascii="Times New Roman" w:hAnsi="Times New Roman" w:cs="Times New Roman"/>
         </w:rPr>
       </w:pPr>
-      <w:bookmarkStart w:id="51" w:name="ref-hoffmann_mitochondrion_2018"/>
-      <w:bookmarkEnd w:id="50"/>
+      <w:bookmarkStart w:id="52" w:name="ref-hoffmann_mitochondrion_2018"/>
+      <w:bookmarkEnd w:id="51"/>
       <w:r>
         <w:rPr>
           <w:rFonts w:ascii="Times New Roman" w:hAnsi="Times New Roman" w:cs="Times New Roman"/>
@@ -6190,8 +6281,8 @@
           <w:rFonts w:ascii="Times New Roman" w:hAnsi="Times New Roman" w:cs="Times New Roman"/>
         </w:rPr>
       </w:pPr>
-      <w:bookmarkStart w:id="52" w:name="ref-kline2005principles"/>
-      <w:bookmarkEnd w:id="51"/>
+      <w:bookmarkStart w:id="53" w:name="ref-kline2005principles"/>
+      <w:bookmarkEnd w:id="52"/>
       <w:r>
         <w:rPr>
           <w:rFonts w:ascii="Times New Roman" w:hAnsi="Times New Roman" w:cs="Times New Roman"/>
@@ -6244,8 +6335,8 @@
           <w:rFonts w:ascii="Times New Roman" w:hAnsi="Times New Roman" w:cs="Times New Roman"/>
         </w:rPr>
       </w:pPr>
-      <w:bookmarkStart w:id="53" w:name="ref-leal_behavioural_2012"/>
-      <w:bookmarkEnd w:id="52"/>
+      <w:bookmarkStart w:id="54" w:name="ref-leal_behavioural_2012"/>
+      <w:bookmarkEnd w:id="53"/>
       <w:r>
         <w:rPr>
           <w:rFonts w:ascii="Times New Roman" w:hAnsi="Times New Roman" w:cs="Times New Roman"/>
@@ -6320,8 +6411,8 @@
           <w:rFonts w:ascii="Times New Roman" w:hAnsi="Times New Roman" w:cs="Times New Roman"/>
         </w:rPr>
       </w:pPr>
-      <w:bookmarkStart w:id="54" w:name="ref-lefebvre_taxonomic_2011"/>
-      <w:bookmarkEnd w:id="53"/>
+      <w:bookmarkStart w:id="55" w:name="ref-lefebvre_taxonomic_2011"/>
+      <w:bookmarkEnd w:id="54"/>
       <w:r>
         <w:rPr>
           <w:rFonts w:ascii="Times New Roman" w:hAnsi="Times New Roman" w:cs="Times New Roman"/>
@@ -6387,8 +6478,8 @@
           <w:rFonts w:ascii="Times New Roman" w:hAnsi="Times New Roman" w:cs="Times New Roman"/>
         </w:rPr>
       </w:pPr>
-      <w:bookmarkStart w:id="55" w:name="ref-lemaire_prenatal_2000"/>
-      <w:bookmarkEnd w:id="54"/>
+      <w:bookmarkStart w:id="56" w:name="ref-lemaire_prenatal_2000"/>
+      <w:bookmarkEnd w:id="55"/>
       <w:r>
         <w:rPr>
           <w:rFonts w:ascii="Times New Roman" w:hAnsi="Times New Roman" w:cs="Times New Roman"/>
@@ -6472,8 +6563,8 @@
           <w:rFonts w:ascii="Times New Roman" w:hAnsi="Times New Roman" w:cs="Times New Roman"/>
         </w:rPr>
       </w:pPr>
-      <w:bookmarkStart w:id="56" w:name="ref-mann_coupling_2021"/>
-      <w:bookmarkEnd w:id="55"/>
+      <w:bookmarkStart w:id="57" w:name="ref-mann_coupling_2021"/>
+      <w:bookmarkEnd w:id="56"/>
       <w:r>
         <w:rPr>
           <w:rFonts w:ascii="Times New Roman" w:hAnsi="Times New Roman" w:cs="Times New Roman"/>
@@ -6573,8 +6664,8 @@
           <w:rFonts w:ascii="Times New Roman" w:hAnsi="Times New Roman" w:cs="Times New Roman"/>
         </w:rPr>
       </w:pPr>
-      <w:bookmarkStart w:id="57" w:name="ref-martinez2016tca"/>
-      <w:bookmarkEnd w:id="56"/>
+      <w:bookmarkStart w:id="58" w:name="ref-martinez2016tca"/>
+      <w:bookmarkEnd w:id="57"/>
       <w:r>
         <w:rPr>
           <w:rFonts w:ascii="Times New Roman" w:hAnsi="Times New Roman" w:cs="Times New Roman"/>
@@ -6625,8 +6716,8 @@
           <w:rFonts w:ascii="Times New Roman" w:hAnsi="Times New Roman" w:cs="Times New Roman"/>
         </w:rPr>
       </w:pPr>
-      <w:bookmarkStart w:id="58" w:name="ref-mcnay_decreases_2000"/>
-      <w:bookmarkEnd w:id="57"/>
+      <w:bookmarkStart w:id="59" w:name="ref-mcnay_decreases_2000"/>
+      <w:bookmarkEnd w:id="58"/>
       <w:r>
         <w:rPr>
           <w:rFonts w:ascii="Times New Roman" w:hAnsi="Times New Roman" w:cs="Times New Roman"/>
@@ -6692,8 +6783,8 @@
           <w:rFonts w:ascii="Times New Roman" w:hAnsi="Times New Roman" w:cs="Times New Roman"/>
         </w:rPr>
       </w:pPr>
-      <w:bookmarkStart w:id="59" w:name="ref-naumann2015reptilian"/>
-      <w:bookmarkEnd w:id="58"/>
+      <w:bookmarkStart w:id="60" w:name="ref-naumann2015reptilian"/>
+      <w:bookmarkEnd w:id="59"/>
       <w:r>
         <w:rPr>
           <w:rFonts w:ascii="Times New Roman" w:hAnsi="Times New Roman" w:cs="Times New Roman"/>
@@ -6762,8 +6853,8 @@
           <w:rFonts w:ascii="Times New Roman" w:hAnsi="Times New Roman" w:cs="Times New Roman"/>
         </w:rPr>
       </w:pPr>
-      <w:bookmarkStart w:id="60" w:name="ref-noble2021planned"/>
-      <w:bookmarkEnd w:id="59"/>
+      <w:bookmarkStart w:id="61" w:name="ref-noble2021planned"/>
+      <w:bookmarkEnd w:id="60"/>
       <w:r>
         <w:rPr>
           <w:rFonts w:ascii="Times New Roman" w:hAnsi="Times New Roman" w:cs="Times New Roman"/>
@@ -6814,15 +6905,14 @@
           <w:rFonts w:ascii="Times New Roman" w:hAnsi="Times New Roman" w:cs="Times New Roman"/>
         </w:rPr>
       </w:pPr>
-      <w:bookmarkStart w:id="61" w:name="ref-noble_age-dependent_2014"/>
-      <w:bookmarkEnd w:id="60"/>
-      <w:r>
-        <w:rPr>
-          <w:rFonts w:ascii="Times New Roman" w:hAnsi="Times New Roman" w:cs="Times New Roman"/>
-          <w:b/>
-          <w:bCs/>
-        </w:rPr>
-        <w:lastRenderedPageBreak/>
+      <w:bookmarkStart w:id="62" w:name="ref-noble_age-dependent_2014"/>
+      <w:bookmarkEnd w:id="61"/>
+      <w:r>
+        <w:rPr>
+          <w:rFonts w:ascii="Times New Roman" w:hAnsi="Times New Roman" w:cs="Times New Roman"/>
+          <w:b/>
+          <w:bCs/>
+        </w:rPr>
         <w:t>Noble, D. W. A., Byrne, R. W. and Whiting, M. J.</w:t>
       </w:r>
       <w:r>
@@ -6882,8 +6972,8 @@
           <w:rFonts w:ascii="Times New Roman" w:hAnsi="Times New Roman" w:cs="Times New Roman"/>
         </w:rPr>
       </w:pPr>
-      <w:bookmarkStart w:id="62" w:name="ref-noble_developmental_2018"/>
-      <w:bookmarkEnd w:id="61"/>
+      <w:bookmarkStart w:id="63" w:name="ref-noble_developmental_2018"/>
+      <w:bookmarkEnd w:id="62"/>
       <w:r>
         <w:rPr>
           <w:rFonts w:ascii="Times New Roman" w:hAnsi="Times New Roman" w:cs="Times New Roman"/>
@@ -6949,14 +7039,15 @@
           <w:rFonts w:ascii="Times New Roman" w:hAnsi="Times New Roman" w:cs="Times New Roman"/>
         </w:rPr>
       </w:pPr>
-      <w:bookmarkStart w:id="63" w:name="ref-picard_mitochondria_2014"/>
-      <w:bookmarkEnd w:id="62"/>
-      <w:r>
-        <w:rPr>
-          <w:rFonts w:ascii="Times New Roman" w:hAnsi="Times New Roman" w:cs="Times New Roman"/>
-          <w:b/>
-          <w:bCs/>
-        </w:rPr>
+      <w:bookmarkStart w:id="64" w:name="ref-picard_mitochondria_2014"/>
+      <w:bookmarkEnd w:id="63"/>
+      <w:r>
+        <w:rPr>
+          <w:rFonts w:ascii="Times New Roman" w:hAnsi="Times New Roman" w:cs="Times New Roman"/>
+          <w:b/>
+          <w:bCs/>
+        </w:rPr>
+        <w:lastRenderedPageBreak/>
         <w:t>Picard, M. and McEwen, B. S.</w:t>
       </w:r>
       <w:r>
@@ -7016,8 +7107,8 @@
           <w:rFonts w:ascii="Times New Roman" w:hAnsi="Times New Roman" w:cs="Times New Roman"/>
         </w:rPr>
       </w:pPr>
-      <w:bookmarkStart w:id="64" w:name="ref-picard_energetic_2018"/>
-      <w:bookmarkEnd w:id="63"/>
+      <w:bookmarkStart w:id="65" w:name="ref-picard_energetic_2018"/>
+      <w:bookmarkEnd w:id="64"/>
       <w:r>
         <w:rPr>
           <w:rFonts w:ascii="Times New Roman" w:hAnsi="Times New Roman" w:cs="Times New Roman"/>
@@ -7083,8 +7174,8 @@
           <w:rFonts w:ascii="Times New Roman" w:hAnsi="Times New Roman" w:cs="Times New Roman"/>
         </w:rPr>
       </w:pPr>
-      <w:bookmarkStart w:id="65" w:name="ref-R"/>
-      <w:bookmarkEnd w:id="64"/>
+      <w:bookmarkStart w:id="66" w:name="ref-R"/>
+      <w:bookmarkEnd w:id="65"/>
       <w:r>
         <w:rPr>
           <w:rFonts w:ascii="Times New Roman" w:hAnsi="Times New Roman" w:cs="Times New Roman"/>
@@ -7122,8 +7213,8 @@
           <w:rFonts w:ascii="Times New Roman" w:hAnsi="Times New Roman" w:cs="Times New Roman"/>
         </w:rPr>
       </w:pPr>
-      <w:bookmarkStart w:id="66" w:name="ref-recio2025early"/>
-      <w:bookmarkEnd w:id="65"/>
+      <w:bookmarkStart w:id="67" w:name="ref-recio2025early"/>
+      <w:bookmarkEnd w:id="66"/>
       <w:r>
         <w:rPr>
           <w:rFonts w:ascii="Times New Roman" w:hAnsi="Times New Roman" w:cs="Times New Roman"/>
@@ -7202,8 +7293,8 @@
           <w:rFonts w:ascii="Times New Roman" w:hAnsi="Times New Roman" w:cs="Times New Roman"/>
         </w:rPr>
       </w:pPr>
-      <w:bookmarkStart w:id="67" w:name="ref-rice2002brain"/>
-      <w:bookmarkEnd w:id="66"/>
+      <w:bookmarkStart w:id="68" w:name="ref-rice2002brain"/>
+      <w:bookmarkEnd w:id="67"/>
       <w:r>
         <w:rPr>
           <w:rFonts w:ascii="Times New Roman" w:hAnsi="Times New Roman" w:cs="Times New Roman"/>
@@ -7272,8 +7363,8 @@
           <w:rFonts w:ascii="Times New Roman" w:hAnsi="Times New Roman" w:cs="Times New Roman"/>
         </w:rPr>
       </w:pPr>
-      <w:bookmarkStart w:id="68" w:name="ref-rodríguez2002conservation"/>
-      <w:bookmarkEnd w:id="67"/>
+      <w:bookmarkStart w:id="69" w:name="ref-rodríguez2002conservation"/>
+      <w:bookmarkEnd w:id="68"/>
       <w:proofErr w:type="spellStart"/>
       <w:r>
         <w:rPr>
@@ -7334,8 +7425,8 @@
           <w:rFonts w:ascii="Times New Roman" w:hAnsi="Times New Roman" w:cs="Times New Roman"/>
         </w:rPr>
       </w:pPr>
-      <w:bookmarkStart w:id="69" w:name="ref-sapolsky_how_2000"/>
-      <w:bookmarkEnd w:id="68"/>
+      <w:bookmarkStart w:id="70" w:name="ref-sapolsky_how_2000"/>
+      <w:bookmarkEnd w:id="69"/>
       <w:r>
         <w:rPr>
           <w:rFonts w:ascii="Times New Roman" w:hAnsi="Times New Roman" w:cs="Times New Roman"/>
@@ -7374,8 +7465,8 @@
           <w:rFonts w:ascii="Times New Roman" w:hAnsi="Times New Roman" w:cs="Times New Roman"/>
         </w:rPr>
       </w:pPr>
-      <w:bookmarkStart w:id="70" w:name="ref-siegel1994basic"/>
-      <w:bookmarkEnd w:id="69"/>
+      <w:bookmarkStart w:id="71" w:name="ref-siegel1994basic"/>
+      <w:bookmarkEnd w:id="70"/>
       <w:r>
         <w:rPr>
           <w:rFonts w:ascii="Times New Roman" w:hAnsi="Times New Roman" w:cs="Times New Roman"/>
@@ -7412,8 +7503,8 @@
           <w:rFonts w:ascii="Times New Roman" w:hAnsi="Times New Roman" w:cs="Times New Roman"/>
         </w:rPr>
       </w:pPr>
-      <w:bookmarkStart w:id="71" w:name="ref-stan"/>
-      <w:bookmarkEnd w:id="70"/>
+      <w:bookmarkStart w:id="72" w:name="ref-stan"/>
+      <w:bookmarkEnd w:id="71"/>
       <w:r>
         <w:rPr>
           <w:rFonts w:ascii="Times New Roman" w:hAnsi="Times New Roman" w:cs="Times New Roman"/>
@@ -7460,8 +7551,8 @@
           <w:rFonts w:ascii="Times New Roman" w:hAnsi="Times New Roman" w:cs="Times New Roman"/>
         </w:rPr>
       </w:pPr>
-      <w:bookmarkStart w:id="72" w:name="ref-stier2022experimental"/>
-      <w:bookmarkEnd w:id="71"/>
+      <w:bookmarkStart w:id="73" w:name="ref-stier2022experimental"/>
+      <w:bookmarkEnd w:id="72"/>
       <w:r>
         <w:rPr>
           <w:rFonts w:ascii="Times New Roman" w:hAnsi="Times New Roman" w:cs="Times New Roman"/>
@@ -7512,8 +7603,8 @@
           <w:rFonts w:ascii="Times New Roman" w:hAnsi="Times New Roman" w:cs="Times New Roman"/>
         </w:rPr>
       </w:pPr>
-      <w:bookmarkStart w:id="73" w:name="ref-szuran_water_1994"/>
-      <w:bookmarkEnd w:id="72"/>
+      <w:bookmarkStart w:id="74" w:name="ref-szuran_water_1994"/>
+      <w:bookmarkEnd w:id="73"/>
       <w:r>
         <w:rPr>
           <w:rFonts w:ascii="Times New Roman" w:hAnsi="Times New Roman" w:cs="Times New Roman"/>
@@ -7589,8 +7680,8 @@
           <w:rFonts w:ascii="Times New Roman" w:hAnsi="Times New Roman" w:cs="Times New Roman"/>
         </w:rPr>
       </w:pPr>
-      <w:bookmarkStart w:id="74" w:name="ref-terman2006oxidative"/>
-      <w:bookmarkEnd w:id="73"/>
+      <w:bookmarkStart w:id="75" w:name="ref-terman2006oxidative"/>
+      <w:bookmarkEnd w:id="74"/>
       <w:r>
         <w:rPr>
           <w:rFonts w:ascii="Times New Roman" w:hAnsi="Times New Roman" w:cs="Times New Roman"/>
@@ -7655,8 +7746,8 @@
           <w:rFonts w:ascii="Times New Roman" w:hAnsi="Times New Roman" w:cs="Times New Roman"/>
         </w:rPr>
       </w:pPr>
-      <w:bookmarkStart w:id="75" w:name="ref-treidel2016temperature"/>
-      <w:bookmarkEnd w:id="74"/>
+      <w:bookmarkStart w:id="76" w:name="ref-treidel2016temperature"/>
+      <w:bookmarkEnd w:id="75"/>
       <w:proofErr w:type="spellStart"/>
       <w:r>
         <w:rPr>
@@ -7731,15 +7822,14 @@
           <w:rFonts w:ascii="Times New Roman" w:hAnsi="Times New Roman" w:cs="Times New Roman"/>
         </w:rPr>
       </w:pPr>
-      <w:bookmarkStart w:id="76" w:name="ref-uller_sex-specific_2009"/>
-      <w:bookmarkEnd w:id="75"/>
-      <w:r>
-        <w:rPr>
-          <w:rFonts w:ascii="Times New Roman" w:hAnsi="Times New Roman" w:cs="Times New Roman"/>
-          <w:b/>
-          <w:bCs/>
-        </w:rPr>
-        <w:lastRenderedPageBreak/>
+      <w:bookmarkStart w:id="77" w:name="ref-uller_sex-specific_2009"/>
+      <w:bookmarkEnd w:id="76"/>
+      <w:r>
+        <w:rPr>
+          <w:rFonts w:ascii="Times New Roman" w:hAnsi="Times New Roman" w:cs="Times New Roman"/>
+          <w:b/>
+          <w:bCs/>
+        </w:rPr>
         <w:t>Uller, T., Hollander, J., Astheimer, L. and Olsson, M.</w:t>
       </w:r>
       <w:r>
@@ -7799,14 +7889,15 @@
           <w:rFonts w:ascii="Times New Roman" w:hAnsi="Times New Roman" w:cs="Times New Roman"/>
         </w:rPr>
       </w:pPr>
-      <w:bookmarkStart w:id="77" w:name="ref-ward2016ecological"/>
-      <w:bookmarkEnd w:id="76"/>
-      <w:r>
-        <w:rPr>
-          <w:rFonts w:ascii="Times New Roman" w:hAnsi="Times New Roman" w:cs="Times New Roman"/>
-          <w:b/>
-          <w:bCs/>
-        </w:rPr>
+      <w:bookmarkStart w:id="78" w:name="ref-ward2016ecological"/>
+      <w:bookmarkEnd w:id="77"/>
+      <w:r>
+        <w:rPr>
+          <w:rFonts w:ascii="Times New Roman" w:hAnsi="Times New Roman" w:cs="Times New Roman"/>
+          <w:b/>
+          <w:bCs/>
+        </w:rPr>
+        <w:lastRenderedPageBreak/>
         <w:t>Ward-Fear, G., Pearson, D., Brown, G., Rangers, B. and Shine, R.</w:t>
       </w:r>
       <w:r>
@@ -7851,8 +7942,8 @@
           <w:rFonts w:ascii="Times New Roman" w:hAnsi="Times New Roman" w:cs="Times New Roman"/>
         </w:rPr>
       </w:pPr>
-      <w:bookmarkStart w:id="78" w:name="ref-welklin2024spatial"/>
-      <w:bookmarkEnd w:id="77"/>
+      <w:bookmarkStart w:id="79" w:name="ref-welklin2024spatial"/>
+      <w:bookmarkEnd w:id="78"/>
       <w:proofErr w:type="spellStart"/>
       <w:r>
         <w:rPr>
@@ -7931,8 +8022,8 @@
           <w:rFonts w:ascii="Times New Roman" w:hAnsi="Times New Roman" w:cs="Times New Roman"/>
         </w:rPr>
       </w:pPr>
-      <w:bookmarkStart w:id="79" w:name="ref-zavorka_climate_2021"/>
-      <w:bookmarkEnd w:id="78"/>
+      <w:bookmarkStart w:id="80" w:name="ref-zavorka_climate_2021"/>
+      <w:bookmarkEnd w:id="79"/>
       <w:proofErr w:type="spellStart"/>
       <w:r>
         <w:rPr>
@@ -8026,8 +8117,8 @@
           <w:rFonts w:ascii="Times New Roman" w:hAnsi="Times New Roman" w:cs="Times New Roman"/>
         </w:rPr>
       </w:pPr>
-      <w:bookmarkStart w:id="80" w:name="ref-zhou2020effects"/>
-      <w:bookmarkEnd w:id="79"/>
+      <w:bookmarkStart w:id="81" w:name="ref-zhou2020effects"/>
+      <w:bookmarkEnd w:id="80"/>
       <w:r>
         <w:rPr>
           <w:rFonts w:ascii="Times New Roman" w:hAnsi="Times New Roman" w:cs="Times New Roman"/>
@@ -8078,8 +8169,8 @@
           <w:rFonts w:ascii="Times New Roman" w:hAnsi="Times New Roman" w:cs="Times New Roman"/>
         </w:rPr>
       </w:pPr>
-      <w:bookmarkStart w:id="81" w:name="ref-zhu_prenatal_2004"/>
-      <w:bookmarkEnd w:id="80"/>
+      <w:bookmarkStart w:id="82" w:name="ref-zhu_prenatal_2004"/>
+      <w:bookmarkEnd w:id="81"/>
       <w:r>
         <w:rPr>
           <w:rFonts w:ascii="Times New Roman" w:hAnsi="Times New Roman" w:cs="Times New Roman"/>
@@ -8138,8 +8229,8 @@
         <w:t>, 837–844.</w:t>
       </w:r>
     </w:p>
-    <w:bookmarkEnd w:id="29"/>
-    <w:bookmarkEnd w:id="81"/>
+    <w:bookmarkEnd w:id="30"/>
+    <w:bookmarkEnd w:id="82"/>
     <w:p>
       <w:pPr>
         <w:rPr>
@@ -8283,7 +8374,7 @@
         <w:lastRenderedPageBreak/>
         <w:t>Fig. 4. Structural equation model testing hypothesized direct and indirect effects of physiology on learning. Arrows indicate the directionality of the estimate, and the values show the mean predicted coefficient and its 95% confidence interval.</w:t>
       </w:r>
-      <w:bookmarkEnd w:id="27"/>
+      <w:bookmarkEnd w:id="28"/>
     </w:p>
     <w:sectPr>
       <w:pgSz w:w="12240" w:h="15840"/>
